--- a/文件/競賽企劃書 .docx
+++ b/文件/競賽企劃書 .docx
@@ -306,12 +306,21 @@
               <w:spacing w:beforeLines="50" w:before="120" w:line="360" w:lineRule="auto"/>
               <w:ind w:left="426"/>
               <w:rPr>
+                <w:rFonts w:eastAsia="標楷體"/>
+                <w:color w:val="auto"/>
+                <w:sz w:val="28"/>
+                <w:szCs w:val="28"/>
+              </w:rPr>
+            </w:pPr>
+            <w:r>
+              <w:rPr>
                 <w:rFonts w:eastAsia="標楷體" w:hint="eastAsia"/>
                 <w:color w:val="auto"/>
                 <w:sz w:val="28"/>
                 <w:szCs w:val="28"/>
               </w:rPr>
-            </w:pPr>
+              <w:t>怪怪走開</w:t>
+            </w:r>
             <w:r>
               <w:rPr>
                 <w:rFonts w:eastAsia="標楷體" w:hint="eastAsia"/>
@@ -319,7 +328,7 @@
                 <w:sz w:val="28"/>
                 <w:szCs w:val="28"/>
               </w:rPr>
-              <w:t>怪怪走開</w:t>
+              <w:t>,</w:t>
             </w:r>
             <w:r>
               <w:rPr>
@@ -328,8 +337,25 @@
                 <w:sz w:val="28"/>
                 <w:szCs w:val="28"/>
               </w:rPr>
-              <w:t>,</w:t>
-            </w:r>
+              <w:t>戶您安全</w:t>
+            </w:r>
+          </w:p>
+          <w:p>
+            <w:pPr>
+              <w:pStyle w:val="Default"/>
+              <w:numPr>
+                <w:ilvl w:val="1"/>
+                <w:numId w:val="1"/>
+              </w:numPr>
+              <w:spacing w:beforeLines="50" w:before="120" w:line="360" w:lineRule="auto"/>
+              <w:ind w:left="426"/>
+              <w:rPr>
+                <w:rFonts w:eastAsia="標楷體"/>
+                <w:color w:val="auto"/>
+                <w:sz w:val="28"/>
+                <w:szCs w:val="28"/>
+              </w:rPr>
+            </w:pPr>
             <w:r>
               <w:rPr>
                 <w:rFonts w:eastAsia="標楷體" w:hint="eastAsia"/>
@@ -337,7 +363,101 @@
                 <w:sz w:val="28"/>
                 <w:szCs w:val="28"/>
               </w:rPr>
-              <w:t>戶您安全</w:t>
+              <w:t>實用功能描述</w:t>
+            </w:r>
+          </w:p>
+          <w:p>
+            <w:pPr>
+              <w:pStyle w:val="Default"/>
+              <w:spacing w:beforeLines="50" w:before="120" w:line="360" w:lineRule="auto"/>
+              <w:ind w:left="480"/>
+              <w:rPr>
+                <w:rFonts w:eastAsia="標楷體" w:hint="eastAsia"/>
+                <w:color w:val="auto"/>
+                <w:sz w:val="28"/>
+                <w:szCs w:val="28"/>
+              </w:rPr>
+            </w:pPr>
+            <w:r>
+              <w:rPr>
+                <w:rFonts w:eastAsia="標楷體" w:hint="eastAsia"/>
+                <w:color w:val="auto"/>
+                <w:sz w:val="28"/>
+                <w:szCs w:val="28"/>
+              </w:rPr>
+              <w:t>提供以</w:t>
+            </w:r>
+            <w:r>
+              <w:rPr>
+                <w:rFonts w:eastAsia="標楷體" w:hint="eastAsia"/>
+                <w:color w:val="auto"/>
+                <w:sz w:val="28"/>
+                <w:szCs w:val="28"/>
+              </w:rPr>
+              <w:t>地區</w:t>
+            </w:r>
+            <w:r>
+              <w:rPr>
+                <w:rFonts w:eastAsia="標楷體" w:hint="eastAsia"/>
+                <w:color w:val="auto"/>
+                <w:sz w:val="28"/>
+                <w:szCs w:val="28"/>
+              </w:rPr>
+              <w:t>查看</w:t>
+            </w:r>
+            <w:r>
+              <w:rPr>
+                <w:rFonts w:eastAsia="標楷體" w:hint="eastAsia"/>
+                <w:color w:val="auto"/>
+                <w:sz w:val="28"/>
+                <w:szCs w:val="28"/>
+              </w:rPr>
+              <w:t>/</w:t>
+            </w:r>
+            <w:r>
+              <w:rPr>
+                <w:rFonts w:eastAsia="標楷體" w:hint="eastAsia"/>
+                <w:color w:val="auto"/>
+                <w:sz w:val="28"/>
+                <w:szCs w:val="28"/>
+              </w:rPr>
+              <w:t>抱怨</w:t>
+            </w:r>
+            <w:r>
+              <w:rPr>
+                <w:rFonts w:eastAsia="標楷體" w:hint="eastAsia"/>
+                <w:color w:val="auto"/>
+                <w:sz w:val="28"/>
+                <w:szCs w:val="28"/>
+              </w:rPr>
+              <w:t xml:space="preserve"> </w:t>
+            </w:r>
+            <w:r>
+              <w:rPr>
+                <w:rFonts w:eastAsia="標楷體" w:hint="eastAsia"/>
+                <w:color w:val="auto"/>
+                <w:sz w:val="28"/>
+                <w:szCs w:val="28"/>
+              </w:rPr>
+              <w:t>怪異事件</w:t>
+            </w:r>
+            <w:r>
+              <w:rPr>
+                <w:rFonts w:eastAsia="標楷體" w:hint="eastAsia"/>
+                <w:color w:val="auto"/>
+                <w:sz w:val="28"/>
+                <w:szCs w:val="28"/>
+              </w:rPr>
+              <w:t>,</w:t>
+            </w:r>
+            <w:r>
+              <w:rPr>
+                <w:rFonts w:eastAsia="標楷體" w:hint="eastAsia"/>
+                <w:color w:val="auto"/>
+                <w:sz w:val="28"/>
+                <w:szCs w:val="28"/>
+              </w:rPr>
+              <w:t>附近可尋求協助店家</w:t>
             </w:r>
           </w:p>
           <w:p>
@@ -375,13 +495,14 @@
                 <w:sz w:val="28"/>
                 <w:szCs w:val="28"/>
               </w:rPr>
-              <w:t>實用功能描述</w:t>
+              <w:t>作品與市場相關產品差異</w:t>
             </w:r>
           </w:p>
           <w:p>
             <w:pPr>
               <w:pStyle w:val="Default"/>
               <w:spacing w:beforeLines="50" w:before="120" w:line="360" w:lineRule="auto"/>
+              <w:ind w:left="426"/>
               <w:rPr>
                 <w:rFonts w:eastAsia="標楷體"/>
                 <w:color w:val="auto"/>
@@ -389,23 +510,6 @@
                 <w:szCs w:val="28"/>
               </w:rPr>
             </w:pPr>
-          </w:p>
-          <w:p>
-            <w:pPr>
-              <w:pStyle w:val="Default"/>
-              <w:numPr>
-                <w:ilvl w:val="1"/>
-                <w:numId w:val="1"/>
-              </w:numPr>
-              <w:spacing w:beforeLines="50" w:before="120" w:line="360" w:lineRule="auto"/>
-              <w:ind w:left="426"/>
-              <w:rPr>
-                <w:rFonts w:eastAsia="標楷體"/>
-                <w:color w:val="auto"/>
-                <w:sz w:val="28"/>
-                <w:szCs w:val="28"/>
-              </w:rPr>
-            </w:pPr>
             <w:r>
               <w:rPr>
                 <w:rFonts w:eastAsia="標楷體" w:hint="eastAsia"/>
@@ -413,7 +517,7 @@
                 <w:sz w:val="28"/>
                 <w:szCs w:val="28"/>
               </w:rPr>
-              <w:t>作品與市場相關產品差異</w:t>
+              <w:t>市場上沒有相似產品</w:t>
             </w:r>
           </w:p>
           <w:p>
@@ -660,7 +764,6 @@
                 <w:sz w:val="28"/>
                 <w:szCs w:val="28"/>
               </w:rPr>
-              <w:lastRenderedPageBreak/>
               <w:t>「人機介面設計」</w:t>
             </w:r>
             <w:r>
@@ -3640,6 +3743,7 @@
                 <w:sz w:val="28"/>
                 <w:szCs w:val="28"/>
               </w:rPr>
+              <w:lastRenderedPageBreak/>
               <w:t>軟體清單</w:t>
             </w:r>
           </w:p>
@@ -3663,7 +3767,6 @@
                 <w:sz w:val="28"/>
                 <w:szCs w:val="28"/>
               </w:rPr>
-              <w:lastRenderedPageBreak/>
               <w:t xml:space="preserve">1. </w:t>
             </w:r>
             <w:r>
@@ -4517,7 +4620,6 @@
                 <w:sz w:val="28"/>
                 <w:szCs w:val="28"/>
               </w:rPr>
-              <w:lastRenderedPageBreak/>
               <w:t>權力分配</w:t>
             </w:r>
           </w:p>

--- a/文件/競賽企劃書 .docx
+++ b/文件/競賽企劃書 .docx
@@ -68,7 +68,25 @@
                 <w:sz w:val="32"/>
                 <w:szCs w:val="32"/>
               </w:rPr>
-              <w:t>年全國大專校院智慧創新暨跨域整合創作</w:t>
+              <w:t>年全國大專校院智慧創新</w:t>
+            </w:r>
+            <w:proofErr w:type="gramStart"/>
+            <w:r>
+              <w:rPr>
+                <w:rFonts w:eastAsia="標楷體"/>
+                <w:sz w:val="32"/>
+                <w:szCs w:val="32"/>
+              </w:rPr>
+              <w:t>暨跨域</w:t>
+            </w:r>
+            <w:proofErr w:type="gramEnd"/>
+            <w:r>
+              <w:rPr>
+                <w:rFonts w:eastAsia="標楷體"/>
+                <w:sz w:val="32"/>
+                <w:szCs w:val="32"/>
+              </w:rPr>
+              <w:t>整合創作</w:t>
             </w:r>
             <w:r>
               <w:rPr>
@@ -91,7 +109,7 @@
               <w:pStyle w:val="Default"/>
               <w:spacing w:beforeLines="50" w:before="120" w:line="360" w:lineRule="auto"/>
               <w:rPr>
-                <w:rFonts w:eastAsia="標楷體"/>
+                <w:rFonts w:eastAsia="標楷體" w:hint="eastAsia"/>
                 <w:sz w:val="28"/>
                 <w:szCs w:val="28"/>
               </w:rPr>
@@ -104,142 +122,13 @@
               </w:rPr>
               <w:t>競賽主題：</w:t>
             </w:r>
-          </w:p>
-          <w:p>
-            <w:pPr>
-              <w:pStyle w:val="Default"/>
-              <w:spacing w:beforeLines="50" w:before="120" w:line="360" w:lineRule="auto"/>
-              <w:rPr>
-                <w:rFonts w:eastAsia="標楷體"/>
-                <w:sz w:val="28"/>
-                <w:szCs w:val="28"/>
-              </w:rPr>
-            </w:pPr>
-            <w:r>
-              <w:rPr>
-                <w:rFonts w:ascii="新細明體" w:hint="eastAsia"/>
-                <w:sz w:val="28"/>
-                <w:szCs w:val="28"/>
-              </w:rPr>
-              <w:t>□</w:t>
-            </w:r>
             <w:r>
               <w:rPr>
                 <w:rFonts w:eastAsia="標楷體" w:hint="eastAsia"/>
                 <w:sz w:val="28"/>
                 <w:szCs w:val="28"/>
               </w:rPr>
-              <w:t xml:space="preserve"> 2. </w:t>
-            </w:r>
-            <w:r>
-              <w:rPr>
-                <w:rFonts w:eastAsia="標楷體" w:hint="eastAsia"/>
-                <w:sz w:val="28"/>
-                <w:szCs w:val="28"/>
-              </w:rPr>
               <w:t>數位永續科技組</w:t>
-            </w:r>
-          </w:p>
-          <w:p>
-            <w:pPr>
-              <w:pStyle w:val="Default"/>
-              <w:spacing w:beforeLines="50" w:before="120" w:line="360" w:lineRule="auto"/>
-              <w:rPr>
-                <w:rFonts w:eastAsia="標楷體"/>
-                <w:sz w:val="28"/>
-                <w:szCs w:val="28"/>
-              </w:rPr>
-            </w:pPr>
-            <w:r>
-              <w:rPr>
-                <w:rFonts w:ascii="新細明體" w:hint="eastAsia"/>
-                <w:sz w:val="28"/>
-                <w:szCs w:val="28"/>
-              </w:rPr>
-              <w:t>□</w:t>
-            </w:r>
-            <w:r>
-              <w:rPr>
-                <w:rFonts w:eastAsia="標楷體" w:hint="eastAsia"/>
-                <w:sz w:val="28"/>
-                <w:szCs w:val="28"/>
-              </w:rPr>
-              <w:t xml:space="preserve"> </w:t>
-            </w:r>
-            <w:r>
-              <w:rPr>
-                <w:rFonts w:eastAsia="標楷體"/>
-                <w:sz w:val="28"/>
-                <w:szCs w:val="28"/>
-              </w:rPr>
-              <w:t>3.</w:t>
-            </w:r>
-            <w:r>
-              <w:rPr>
-                <w:rFonts w:eastAsia="標楷體" w:hint="eastAsia"/>
-                <w:sz w:val="28"/>
-                <w:szCs w:val="28"/>
-              </w:rPr>
-              <w:t xml:space="preserve"> </w:t>
-            </w:r>
-            <w:r>
-              <w:rPr>
-                <w:rFonts w:eastAsia="標楷體" w:hint="eastAsia"/>
-                <w:sz w:val="28"/>
-                <w:szCs w:val="28"/>
-              </w:rPr>
-              <w:t>體感互動科技組</w:t>
-            </w:r>
-          </w:p>
-          <w:p>
-            <w:pPr>
-              <w:pStyle w:val="Default"/>
-              <w:spacing w:beforeLines="50" w:before="120" w:line="360" w:lineRule="auto"/>
-              <w:rPr>
-                <w:rFonts w:eastAsia="標楷體"/>
-                <w:sz w:val="28"/>
-                <w:szCs w:val="28"/>
-              </w:rPr>
-            </w:pPr>
-            <w:r>
-              <w:rPr>
-                <w:rFonts w:ascii="新細明體" w:hint="eastAsia"/>
-                <w:sz w:val="28"/>
-                <w:szCs w:val="28"/>
-              </w:rPr>
-              <w:t>□</w:t>
-            </w:r>
-            <w:r>
-              <w:rPr>
-                <w:rFonts w:eastAsia="標楷體" w:hint="eastAsia"/>
-                <w:sz w:val="28"/>
-                <w:szCs w:val="28"/>
-              </w:rPr>
-              <w:t xml:space="preserve"> 4</w:t>
-            </w:r>
-            <w:r>
-              <w:rPr>
-                <w:rFonts w:eastAsia="標楷體"/>
-                <w:sz w:val="28"/>
-                <w:szCs w:val="28"/>
-              </w:rPr>
-              <w:t>.</w:t>
-            </w:r>
-            <w:r>
-              <w:rPr>
-                <w:rFonts w:eastAsia="標楷體" w:hint="eastAsia"/>
-                <w:sz w:val="28"/>
-                <w:szCs w:val="28"/>
-              </w:rPr>
-              <w:t xml:space="preserve"> </w:t>
-            </w:r>
-            <w:r>
-              <w:rPr>
-                <w:rFonts w:eastAsia="標楷體" w:hint="eastAsia"/>
-                <w:sz w:val="28"/>
-                <w:szCs w:val="28"/>
-              </w:rPr>
-              <w:t>數位運算科技與創新應用組</w:t>
             </w:r>
           </w:p>
         </w:tc>
@@ -370,14 +259,22 @@
             <w:pPr>
               <w:pStyle w:val="Default"/>
               <w:spacing w:beforeLines="50" w:before="120" w:line="360" w:lineRule="auto"/>
-              <w:ind w:left="480"/>
+              <w:rPr>
+                <w:rFonts w:eastAsia="標楷體"/>
+                <w:color w:val="auto"/>
+                <w:sz w:val="28"/>
+                <w:szCs w:val="28"/>
+              </w:rPr>
+            </w:pPr>
+            <w:r>
               <w:rPr>
                 <w:rFonts w:eastAsia="標楷體" w:hint="eastAsia"/>
                 <w:color w:val="auto"/>
                 <w:sz w:val="28"/>
                 <w:szCs w:val="28"/>
               </w:rPr>
-            </w:pPr>
+              <w:t xml:space="preserve">  </w:t>
+            </w:r>
             <w:r>
               <w:rPr>
                 <w:rFonts w:eastAsia="標楷體" w:hint="eastAsia"/>
@@ -385,85 +282,50 @@
                 <w:sz w:val="28"/>
                 <w:szCs w:val="28"/>
               </w:rPr>
-              <w:t>提供以</w:t>
-            </w:r>
-            <w:r>
-              <w:rPr>
-                <w:rFonts w:eastAsia="標楷體" w:hint="eastAsia"/>
+              <w:t xml:space="preserve">  </w:t>
+            </w:r>
+            <w:r>
+              <w:rPr>
+                <w:rFonts w:eastAsia="標楷體"/>
                 <w:color w:val="auto"/>
                 <w:sz w:val="28"/>
                 <w:szCs w:val="28"/>
               </w:rPr>
-              <w:t>地區</w:t>
-            </w:r>
-            <w:r>
-              <w:rPr>
-                <w:rFonts w:eastAsia="標楷體" w:hint="eastAsia"/>
+              <w:t>提供民眾以地區為單位，檢視、通報及抱怨「怪異事件」</w:t>
+            </w:r>
+            <w:r>
+              <w:rPr>
+                <w:rFonts w:eastAsia="標楷體"/>
                 <w:color w:val="auto"/>
                 <w:sz w:val="28"/>
                 <w:szCs w:val="28"/>
               </w:rPr>
-              <w:t>查看</w:t>
-            </w:r>
-            <w:r>
-              <w:rPr>
-                <w:rFonts w:eastAsia="標楷體" w:hint="eastAsia"/>
+              <w:t>(</w:t>
+            </w:r>
+            <w:r>
+              <w:rPr>
+                <w:rFonts w:eastAsia="標楷體"/>
                 <w:color w:val="auto"/>
                 <w:sz w:val="28"/>
                 <w:szCs w:val="28"/>
               </w:rPr>
-              <w:t>/</w:t>
-            </w:r>
-            <w:r>
-              <w:rPr>
-                <w:rFonts w:eastAsia="標楷體" w:hint="eastAsia"/>
+              <w:t>如可疑人物、騷擾行為、陌生跟蹤</w:t>
+            </w:r>
+            <w:r>
+              <w:rPr>
+                <w:rFonts w:eastAsia="標楷體"/>
                 <w:color w:val="auto"/>
                 <w:sz w:val="28"/>
                 <w:szCs w:val="28"/>
               </w:rPr>
-              <w:t>抱怨</w:t>
-            </w:r>
-            <w:r>
-              <w:rPr>
-                <w:rFonts w:eastAsia="標楷體" w:hint="eastAsia"/>
-                <w:color w:val="auto"/>
-                <w:sz w:val="28"/>
-                <w:szCs w:val="28"/>
-              </w:rPr>
-              <w:t xml:space="preserve"> </w:t>
-            </w:r>
-            <w:r>
-              <w:rPr>
-                <w:rFonts w:eastAsia="標楷體" w:hint="eastAsia"/>
-                <w:color w:val="auto"/>
-                <w:sz w:val="28"/>
-                <w:szCs w:val="28"/>
-              </w:rPr>
-              <w:t>怪異事件</w:t>
-            </w:r>
-            <w:r>
-              <w:rPr>
-                <w:rFonts w:eastAsia="標楷體" w:hint="eastAsia"/>
-                <w:color w:val="auto"/>
-                <w:sz w:val="28"/>
-                <w:szCs w:val="28"/>
-              </w:rPr>
-              <w:t>,</w:t>
-            </w:r>
-            <w:r>
-              <w:rPr>
-                <w:rFonts w:eastAsia="標楷體" w:hint="eastAsia"/>
-                <w:color w:val="auto"/>
-                <w:sz w:val="28"/>
-                <w:szCs w:val="28"/>
-              </w:rPr>
-              <w:t>附近可尋求協助店家</w:t>
+              <w:t>)</w:t>
             </w:r>
           </w:p>
           <w:p>
             <w:pPr>
               <w:pStyle w:val="Default"/>
               <w:spacing w:beforeLines="50" w:before="120" w:line="360" w:lineRule="auto"/>
+              <w:ind w:firstLineChars="200" w:firstLine="560"/>
               <w:rPr>
                 <w:rFonts w:eastAsia="標楷體"/>
                 <w:color w:val="auto"/>
@@ -471,6 +333,51 @@
                 <w:szCs w:val="28"/>
               </w:rPr>
             </w:pPr>
+            <w:r>
+              <w:rPr>
+                <w:rFonts w:eastAsia="標楷體"/>
+                <w:color w:val="auto"/>
+                <w:sz w:val="28"/>
+                <w:szCs w:val="28"/>
+              </w:rPr>
+              <w:t>查詢附近能提供協助的店家或公共空間</w:t>
+            </w:r>
+            <w:r>
+              <w:rPr>
+                <w:rFonts w:eastAsia="標楷體"/>
+                <w:color w:val="auto"/>
+                <w:sz w:val="28"/>
+                <w:szCs w:val="28"/>
+              </w:rPr>
+              <w:t>(</w:t>
+            </w:r>
+            <w:r>
+              <w:rPr>
+                <w:rFonts w:eastAsia="標楷體"/>
+                <w:color w:val="auto"/>
+                <w:sz w:val="28"/>
+                <w:szCs w:val="28"/>
+              </w:rPr>
+              <w:t>如便利商店、警察局、加油站等</w:t>
+            </w:r>
+            <w:r>
+              <w:rPr>
+                <w:rFonts w:eastAsia="標楷體"/>
+                <w:color w:val="auto"/>
+                <w:sz w:val="28"/>
+                <w:szCs w:val="28"/>
+              </w:rPr>
+              <w:t>)</w:t>
+            </w:r>
+            <w:r>
+              <w:rPr>
+                <w:rFonts w:eastAsia="標楷體"/>
+                <w:color w:val="auto"/>
+                <w:sz w:val="28"/>
+                <w:szCs w:val="28"/>
+              </w:rPr>
+              <w:t>，讓使用者在遇到潛在危險時，能迅速尋求幫助。</w:t>
+            </w:r>
           </w:p>
           <w:p>
             <w:pPr>
@@ -502,7 +409,6 @@
             <w:pPr>
               <w:pStyle w:val="Default"/>
               <w:spacing w:beforeLines="50" w:before="120" w:line="360" w:lineRule="auto"/>
-              <w:ind w:left="426"/>
               <w:rPr>
                 <w:rFonts w:eastAsia="標楷體"/>
                 <w:color w:val="auto"/>
@@ -517,20 +423,167 @@
                 <w:sz w:val="28"/>
                 <w:szCs w:val="28"/>
               </w:rPr>
-              <w:t>市場上沒有相似產品</w:t>
-            </w:r>
-          </w:p>
-          <w:p>
-            <w:pPr>
-              <w:pStyle w:val="Default"/>
-              <w:spacing w:beforeLines="50" w:before="120" w:line="360" w:lineRule="auto"/>
-              <w:rPr>
-                <w:rFonts w:eastAsia="標楷體"/>
+              <w:t xml:space="preserve"> </w:t>
+            </w:r>
+            <w:r>
+              <w:rPr>
+                <w:rFonts w:eastAsia="標楷體" w:hint="eastAsia"/>
                 <w:color w:val="auto"/>
                 <w:sz w:val="28"/>
                 <w:szCs w:val="28"/>
               </w:rPr>
-            </w:pPr>
+              <w:t xml:space="preserve"> </w:t>
+            </w:r>
+            <w:r>
+              <w:rPr>
+                <w:rFonts w:eastAsia="標楷體"/>
+                <w:color w:val="auto"/>
+                <w:sz w:val="28"/>
+                <w:szCs w:val="28"/>
+              </w:rPr>
+              <w:t>目前市場上雖有警政報案</w:t>
+            </w:r>
+            <w:r>
+              <w:rPr>
+                <w:rFonts w:eastAsia="標楷體"/>
+                <w:color w:val="auto"/>
+                <w:sz w:val="28"/>
+                <w:szCs w:val="28"/>
+              </w:rPr>
+              <w:t xml:space="preserve"> App</w:t>
+            </w:r>
+            <w:r>
+              <w:rPr>
+                <w:rFonts w:eastAsia="標楷體"/>
+                <w:color w:val="auto"/>
+                <w:sz w:val="28"/>
+                <w:szCs w:val="28"/>
+              </w:rPr>
+              <w:t>，但多數僅專注於案件回報與即時報警求助，缺乏</w:t>
+            </w:r>
+            <w:r>
+              <w:rPr>
+                <w:rFonts w:eastAsia="標楷體"/>
+                <w:b/>
+                <w:bCs/>
+                <w:color w:val="auto"/>
+                <w:sz w:val="28"/>
+                <w:szCs w:val="28"/>
+              </w:rPr>
+              <w:t>社群化的怪異事件資訊共享</w:t>
+            </w:r>
+            <w:r>
+              <w:rPr>
+                <w:rFonts w:eastAsia="標楷體"/>
+                <w:color w:val="auto"/>
+                <w:sz w:val="28"/>
+                <w:szCs w:val="28"/>
+              </w:rPr>
+              <w:t>與</w:t>
+            </w:r>
+            <w:r>
+              <w:rPr>
+                <w:rFonts w:eastAsia="標楷體"/>
+                <w:b/>
+                <w:bCs/>
+                <w:color w:val="auto"/>
+                <w:sz w:val="28"/>
+                <w:szCs w:val="28"/>
+              </w:rPr>
+              <w:t>安全避難地點導引</w:t>
+            </w:r>
+            <w:r>
+              <w:rPr>
+                <w:rFonts w:eastAsia="標楷體"/>
+                <w:color w:val="auto"/>
+                <w:sz w:val="28"/>
+                <w:szCs w:val="28"/>
+              </w:rPr>
+              <w:t>功能。本系統結合群眾通報、</w:t>
+            </w:r>
+            <w:proofErr w:type="gramStart"/>
+            <w:r>
+              <w:rPr>
+                <w:rFonts w:eastAsia="標楷體"/>
+                <w:color w:val="auto"/>
+                <w:sz w:val="28"/>
+                <w:szCs w:val="28"/>
+              </w:rPr>
+              <w:t>危險熱區視覺化</w:t>
+            </w:r>
+            <w:proofErr w:type="gramEnd"/>
+            <w:r>
+              <w:rPr>
+                <w:rFonts w:eastAsia="標楷體"/>
+                <w:color w:val="auto"/>
+                <w:sz w:val="28"/>
+                <w:szCs w:val="28"/>
+              </w:rPr>
+              <w:t>、安全店家定位等特色，讓使用者不僅能通報，也能迅速找到附近可提供協助的地點，實現「預防</w:t>
+            </w:r>
+            <w:r>
+              <w:rPr>
+                <w:rFonts w:eastAsia="標楷體"/>
+                <w:color w:val="auto"/>
+                <w:sz w:val="28"/>
+                <w:szCs w:val="28"/>
+              </w:rPr>
+              <w:t xml:space="preserve"> + </w:t>
+            </w:r>
+            <w:r>
+              <w:rPr>
+                <w:rFonts w:eastAsia="標楷體"/>
+                <w:color w:val="auto"/>
+                <w:sz w:val="28"/>
+                <w:szCs w:val="28"/>
+              </w:rPr>
+              <w:t>應對」的雙重安全保障</w:t>
+            </w:r>
+            <w:r>
+              <w:rPr>
+                <w:rFonts w:eastAsia="標楷體"/>
+                <w:color w:val="auto"/>
+                <w:sz w:val="28"/>
+                <w:szCs w:val="28"/>
+              </w:rPr>
+              <w:br/>
+            </w:r>
+            <w:r>
+              <w:rPr>
+                <w:rFonts w:eastAsia="標楷體" w:hint="eastAsia"/>
+                <w:color w:val="auto"/>
+                <w:sz w:val="28"/>
+                <w:szCs w:val="28"/>
+              </w:rPr>
+              <w:t xml:space="preserve">  </w:t>
+            </w:r>
+            <w:r>
+              <w:rPr>
+                <w:rFonts w:eastAsia="標楷體"/>
+                <w:color w:val="auto"/>
+                <w:sz w:val="28"/>
+                <w:szCs w:val="28"/>
+              </w:rPr>
+              <w:t>本系統將「安全避難地點」與「群眾智慧通報」結合，並透過地圖介面與互動式</w:t>
+            </w:r>
+            <w:r>
+              <w:rPr>
+                <w:rFonts w:eastAsia="標楷體"/>
+                <w:color w:val="auto"/>
+                <w:sz w:val="28"/>
+                <w:szCs w:val="28"/>
+              </w:rPr>
+              <w:t xml:space="preserve"> UX </w:t>
+            </w:r>
+            <w:r>
+              <w:rPr>
+                <w:rFonts w:eastAsia="標楷體"/>
+                <w:color w:val="auto"/>
+                <w:sz w:val="28"/>
+                <w:szCs w:val="28"/>
+              </w:rPr>
+              <w:t>設計，使資訊更即時、更直觀，提升實際使用價值。</w:t>
+            </w:r>
           </w:p>
         </w:tc>
       </w:tr>
@@ -596,11 +649,111 @@
               <w:spacing w:beforeLines="50" w:before="120" w:line="360" w:lineRule="auto"/>
               <w:rPr>
                 <w:rFonts w:eastAsia="標楷體"/>
+                <w:sz w:val="28"/>
+                <w:szCs w:val="28"/>
+              </w:rPr>
+            </w:pPr>
+            <w:r>
+              <w:rPr>
+                <w:rFonts w:eastAsia="標楷體" w:hint="eastAsia"/>
                 <w:color w:val="auto"/>
                 <w:sz w:val="28"/>
                 <w:szCs w:val="28"/>
               </w:rPr>
+              <w:t xml:space="preserve">  </w:t>
+            </w:r>
+            <w:r>
+              <w:rPr>
+                <w:rFonts w:eastAsia="標楷體"/>
+                <w:b/>
+                <w:bCs/>
+                <w:sz w:val="28"/>
+                <w:szCs w:val="28"/>
+              </w:rPr>
+              <w:t>犯罪預防理論</w:t>
+            </w:r>
+            <w:r>
+              <w:rPr>
+                <w:rFonts w:eastAsia="標楷體"/>
+                <w:sz w:val="28"/>
+                <w:szCs w:val="28"/>
+              </w:rPr>
+              <w:t>：透過資訊透明與社區參與，降低犯罪發生率。</w:t>
+            </w:r>
+          </w:p>
+          <w:p>
+            <w:pPr>
+              <w:pStyle w:val="Default"/>
+              <w:spacing w:beforeLines="50" w:before="120" w:line="360" w:lineRule="auto"/>
+              <w:rPr>
+                <w:rFonts w:eastAsia="標楷體"/>
+                <w:sz w:val="28"/>
+                <w:szCs w:val="28"/>
+              </w:rPr>
             </w:pPr>
+            <w:r>
+              <w:rPr>
+                <w:rFonts w:eastAsia="標楷體" w:hint="eastAsia"/>
+                <w:sz w:val="28"/>
+                <w:szCs w:val="28"/>
+              </w:rPr>
+              <w:t xml:space="preserve">  </w:t>
+            </w:r>
+            <w:r>
+              <w:rPr>
+                <w:rFonts w:eastAsia="標楷體"/>
+                <w:b/>
+                <w:bCs/>
+                <w:sz w:val="28"/>
+                <w:szCs w:val="28"/>
+              </w:rPr>
+              <w:t>群眾外包</w:t>
+            </w:r>
+            <w:r>
+              <w:rPr>
+                <w:rFonts w:eastAsia="標楷體"/>
+                <w:sz w:val="28"/>
+                <w:szCs w:val="28"/>
+              </w:rPr>
+              <w:t>：依賴使用者社群的即時回報，補足官方資訊的不足。</w:t>
+            </w:r>
+          </w:p>
+          <w:p>
+            <w:pPr>
+              <w:pStyle w:val="Default"/>
+              <w:spacing w:beforeLines="50" w:before="120" w:line="360" w:lineRule="auto"/>
+              <w:rPr>
+                <w:rFonts w:eastAsia="標楷體"/>
+                <w:sz w:val="28"/>
+                <w:szCs w:val="28"/>
+              </w:rPr>
+            </w:pPr>
+            <w:r>
+              <w:rPr>
+                <w:rFonts w:eastAsia="標楷體" w:hint="eastAsia"/>
+                <w:sz w:val="28"/>
+                <w:szCs w:val="28"/>
+              </w:rPr>
+              <w:t xml:space="preserve">  </w:t>
+            </w:r>
+            <w:r>
+              <w:rPr>
+                <w:rFonts w:eastAsia="標楷體"/>
+                <w:b/>
+                <w:bCs/>
+                <w:sz w:val="28"/>
+                <w:szCs w:val="28"/>
+              </w:rPr>
+              <w:t>情境犯罪預防</w:t>
+            </w:r>
+            <w:r>
+              <w:rPr>
+                <w:rFonts w:eastAsia="標楷體"/>
+                <w:sz w:val="28"/>
+                <w:szCs w:val="28"/>
+              </w:rPr>
+              <w:t>：提供快速求助地點，降低潛在犯罪成功率。</w:t>
+            </w:r>
           </w:p>
           <w:p>
             <w:pPr>
@@ -632,13 +785,100 @@
             <w:pPr>
               <w:pStyle w:val="Default"/>
               <w:spacing w:beforeLines="50" w:before="120" w:line="360" w:lineRule="auto"/>
-              <w:rPr>
-                <w:rFonts w:eastAsia="標楷體"/>
-                <w:color w:val="auto"/>
+              <w:ind w:left="480"/>
+              <w:rPr>
+                <w:rFonts w:eastAsia="標楷體"/>
                 <w:sz w:val="28"/>
                 <w:szCs w:val="28"/>
               </w:rPr>
             </w:pPr>
+            <w:r>
+              <w:rPr>
+                <w:rFonts w:eastAsia="標楷體"/>
+                <w:b/>
+                <w:bCs/>
+                <w:sz w:val="28"/>
+                <w:szCs w:val="28"/>
+              </w:rPr>
+              <w:lastRenderedPageBreak/>
+              <w:t>結合安全避難地圖</w:t>
+            </w:r>
+            <w:r>
+              <w:rPr>
+                <w:rFonts w:eastAsia="標楷體"/>
+                <w:b/>
+                <w:bCs/>
+                <w:sz w:val="28"/>
+                <w:szCs w:val="28"/>
+              </w:rPr>
+              <w:t xml:space="preserve"> + </w:t>
+            </w:r>
+            <w:r>
+              <w:rPr>
+                <w:rFonts w:eastAsia="標楷體"/>
+                <w:b/>
+                <w:bCs/>
+                <w:sz w:val="28"/>
+                <w:szCs w:val="28"/>
+              </w:rPr>
+              <w:t>異常事件通報</w:t>
+            </w:r>
+            <w:r>
+              <w:rPr>
+                <w:rFonts w:eastAsia="標楷體"/>
+                <w:sz w:val="28"/>
+                <w:szCs w:val="28"/>
+              </w:rPr>
+              <w:t>：使用者不僅能看到危險地點，也能立刻知道去哪裡求助。</w:t>
+            </w:r>
+          </w:p>
+          <w:p>
+            <w:pPr>
+              <w:pStyle w:val="Default"/>
+              <w:spacing w:beforeLines="50" w:before="120" w:line="360" w:lineRule="auto"/>
+              <w:ind w:left="480"/>
+              <w:rPr>
+                <w:rFonts w:eastAsia="標楷體"/>
+                <w:sz w:val="28"/>
+                <w:szCs w:val="28"/>
+              </w:rPr>
+            </w:pPr>
+            <w:proofErr w:type="gramStart"/>
+            <w:r>
+              <w:rPr>
+                <w:rFonts w:eastAsia="標楷體"/>
+                <w:b/>
+                <w:bCs/>
+                <w:sz w:val="28"/>
+                <w:szCs w:val="28"/>
+              </w:rPr>
+              <w:t>事件熱區分析</w:t>
+            </w:r>
+            <w:proofErr w:type="gramEnd"/>
+            <w:r>
+              <w:rPr>
+                <w:rFonts w:eastAsia="標楷體"/>
+                <w:sz w:val="28"/>
+                <w:szCs w:val="28"/>
+              </w:rPr>
+              <w:t>：透過地理資訊系統</w:t>
+            </w:r>
+            <w:r>
+              <w:rPr>
+                <w:rFonts w:eastAsia="標楷體"/>
+                <w:sz w:val="28"/>
+                <w:szCs w:val="28"/>
+              </w:rPr>
+              <w:t>(GIS)</w:t>
+            </w:r>
+            <w:r>
+              <w:rPr>
+                <w:rFonts w:eastAsia="標楷體"/>
+                <w:sz w:val="28"/>
+                <w:szCs w:val="28"/>
+              </w:rPr>
+              <w:t>分析近期通報，給予使用者警示。</w:t>
+            </w:r>
           </w:p>
           <w:p>
             <w:pPr>
@@ -670,6 +910,7 @@
             <w:pPr>
               <w:pStyle w:val="Default"/>
               <w:spacing w:beforeLines="50" w:before="120" w:line="360" w:lineRule="auto"/>
+              <w:ind w:left="480"/>
               <w:rPr>
                 <w:rFonts w:eastAsia="標楷體"/>
                 <w:color w:val="auto"/>
@@ -677,6 +918,26 @@
                 <w:szCs w:val="28"/>
               </w:rPr>
             </w:pPr>
+            <w:r>
+              <w:rPr>
+                <w:rFonts w:eastAsia="標楷體"/>
+                <w:b/>
+                <w:bCs/>
+                <w:color w:val="auto"/>
+                <w:sz w:val="28"/>
+                <w:szCs w:val="28"/>
+              </w:rPr>
+              <w:t>事件時間軸</w:t>
+            </w:r>
+            <w:r>
+              <w:rPr>
+                <w:rFonts w:eastAsia="標楷體"/>
+                <w:color w:val="auto"/>
+                <w:sz w:val="28"/>
+                <w:szCs w:val="28"/>
+              </w:rPr>
+              <w:t>：讓使用者快速掌握近期異常事件發生趨勢。</w:t>
+            </w:r>
           </w:p>
         </w:tc>
       </w:tr>
@@ -705,6 +966,7 @@
                 <w:sz w:val="28"/>
                 <w:szCs w:val="28"/>
               </w:rPr>
+              <w:lastRenderedPageBreak/>
               <w:t>系統架構</w:t>
             </w:r>
           </w:p>
@@ -736,12 +998,55 @@
             <w:pPr>
               <w:pStyle w:val="Default"/>
               <w:spacing w:beforeLines="50" w:before="120" w:line="360" w:lineRule="auto"/>
+              <w:ind w:left="447"/>
               <w:rPr>
                 <w:rFonts w:eastAsia="標楷體"/>
                 <w:sz w:val="28"/>
                 <w:szCs w:val="28"/>
               </w:rPr>
             </w:pPr>
+            <w:r>
+              <w:rPr>
+                <w:rFonts w:eastAsia="標楷體"/>
+                <w:sz w:val="28"/>
+                <w:szCs w:val="28"/>
+              </w:rPr>
+              <w:drawing>
+                <wp:inline distT="0" distB="0" distL="0" distR="0" wp14:anchorId="40646B7B" wp14:editId="221520FF">
+                  <wp:extent cx="4203700" cy="2103927"/>
+                  <wp:effectExtent l="0" t="0" r="6350" b="0"/>
+                  <wp:docPr id="217366954" name="圖片 1"/>
+                  <wp:cNvGraphicFramePr>
+                    <a:graphicFrameLocks xmlns:a="http://schemas.openxmlformats.org/drawingml/2006/main" noChangeAspect="1"/>
+                  </wp:cNvGraphicFramePr>
+                  <a:graphic xmlns:a="http://schemas.openxmlformats.org/drawingml/2006/main">
+                    <a:graphicData uri="http://schemas.openxmlformats.org/drawingml/2006/picture">
+                      <pic:pic xmlns:pic="http://schemas.openxmlformats.org/drawingml/2006/picture">
+                        <pic:nvPicPr>
+                          <pic:cNvPr id="217366954" name=""/>
+                          <pic:cNvPicPr/>
+                        </pic:nvPicPr>
+                        <pic:blipFill>
+                          <a:blip r:embed="rId7"/>
+                          <a:stretch>
+                            <a:fillRect/>
+                          </a:stretch>
+                        </pic:blipFill>
+                        <pic:spPr>
+                          <a:xfrm>
+                            <a:off x="0" y="0"/>
+                            <a:ext cx="4214706" cy="2109435"/>
+                          </a:xfrm>
+                          <a:prstGeom prst="rect">
+                            <a:avLst/>
+                          </a:prstGeom>
+                        </pic:spPr>
+                      </pic:pic>
+                    </a:graphicData>
+                  </a:graphic>
+                </wp:inline>
+              </w:drawing>
+            </w:r>
           </w:p>
           <w:p>
             <w:pPr>
@@ -833,6 +1138,191 @@
                 <w:szCs w:val="28"/>
               </w:rPr>
             </w:pPr>
+            <w:r>
+              <w:rPr>
+                <w:rFonts w:eastAsia="標楷體" w:hint="eastAsia"/>
+                <w:sz w:val="28"/>
+                <w:szCs w:val="28"/>
+              </w:rPr>
+              <w:t xml:space="preserve">   </w:t>
+            </w:r>
+            <w:r>
+              <w:rPr>
+                <w:rFonts w:eastAsia="標楷體"/>
+                <w:b/>
+                <w:bCs/>
+                <w:sz w:val="28"/>
+                <w:szCs w:val="28"/>
+              </w:rPr>
+              <w:t xml:space="preserve">UI </w:t>
+            </w:r>
+            <w:r>
+              <w:rPr>
+                <w:rFonts w:eastAsia="標楷體"/>
+                <w:b/>
+                <w:bCs/>
+                <w:sz w:val="28"/>
+                <w:szCs w:val="28"/>
+              </w:rPr>
+              <w:t>設計</w:t>
+            </w:r>
+            <w:r>
+              <w:rPr>
+                <w:rFonts w:eastAsia="標楷體"/>
+                <w:sz w:val="28"/>
+                <w:szCs w:val="28"/>
+              </w:rPr>
+              <w:t>：以簡潔的地圖為核心，色彩區分</w:t>
+            </w:r>
+            <w:proofErr w:type="gramStart"/>
+            <w:r>
+              <w:rPr>
+                <w:rFonts w:eastAsia="標楷體"/>
+                <w:sz w:val="28"/>
+                <w:szCs w:val="28"/>
+              </w:rPr>
+              <w:t>危險熱區與</w:t>
+            </w:r>
+            <w:proofErr w:type="gramEnd"/>
+            <w:r>
+              <w:rPr>
+                <w:rFonts w:eastAsia="標楷體"/>
+                <w:sz w:val="28"/>
+                <w:szCs w:val="28"/>
+              </w:rPr>
+              <w:t>安全地點。</w:t>
+            </w:r>
+          </w:p>
+          <w:p>
+            <w:pPr>
+              <w:pStyle w:val="Default"/>
+              <w:spacing w:beforeLines="50" w:before="120" w:line="360" w:lineRule="auto"/>
+              <w:rPr>
+                <w:rFonts w:eastAsia="標楷體"/>
+                <w:sz w:val="28"/>
+                <w:szCs w:val="28"/>
+              </w:rPr>
+            </w:pPr>
+            <w:r>
+              <w:rPr>
+                <w:rFonts w:eastAsia="標楷體" w:hint="eastAsia"/>
+                <w:b/>
+                <w:bCs/>
+                <w:sz w:val="28"/>
+                <w:szCs w:val="28"/>
+              </w:rPr>
+              <w:t xml:space="preserve">   </w:t>
+            </w:r>
+            <w:r>
+              <w:rPr>
+                <w:rFonts w:eastAsia="標楷體"/>
+                <w:b/>
+                <w:bCs/>
+                <w:sz w:val="28"/>
+                <w:szCs w:val="28"/>
+              </w:rPr>
+              <w:t xml:space="preserve">UX </w:t>
+            </w:r>
+            <w:r>
+              <w:rPr>
+                <w:rFonts w:eastAsia="標楷體"/>
+                <w:b/>
+                <w:bCs/>
+                <w:sz w:val="28"/>
+                <w:szCs w:val="28"/>
+              </w:rPr>
+              <w:t>設計</w:t>
+            </w:r>
+            <w:r>
+              <w:rPr>
+                <w:rFonts w:eastAsia="標楷體"/>
+                <w:sz w:val="28"/>
+                <w:szCs w:val="28"/>
+              </w:rPr>
+              <w:t>：</w:t>
+            </w:r>
+            <w:proofErr w:type="gramStart"/>
+            <w:r>
+              <w:rPr>
+                <w:rFonts w:eastAsia="標楷體"/>
+                <w:sz w:val="28"/>
+                <w:szCs w:val="28"/>
+              </w:rPr>
+              <w:t>三</w:t>
+            </w:r>
+            <w:proofErr w:type="gramEnd"/>
+            <w:r>
+              <w:rPr>
+                <w:rFonts w:eastAsia="標楷體"/>
+                <w:sz w:val="28"/>
+                <w:szCs w:val="28"/>
+              </w:rPr>
+              <w:t>步驟快速通報</w:t>
+            </w:r>
+            <w:r>
+              <w:rPr>
+                <w:rFonts w:eastAsia="標楷體"/>
+                <w:sz w:val="28"/>
+                <w:szCs w:val="28"/>
+              </w:rPr>
+              <w:t>(</w:t>
+            </w:r>
+            <w:r>
+              <w:rPr>
+                <w:rFonts w:eastAsia="標楷體"/>
+                <w:sz w:val="28"/>
+                <w:szCs w:val="28"/>
+              </w:rPr>
+              <w:t>選擇事件</w:t>
+            </w:r>
+            <w:r>
+              <w:rPr>
+                <w:rFonts w:eastAsia="標楷體"/>
+                <w:sz w:val="28"/>
+                <w:szCs w:val="28"/>
+              </w:rPr>
+              <w:t>→</w:t>
+            </w:r>
+            <w:r>
+              <w:rPr>
+                <w:rFonts w:eastAsia="標楷體"/>
+                <w:sz w:val="28"/>
+                <w:szCs w:val="28"/>
+              </w:rPr>
+              <w:t>描述</w:t>
+            </w:r>
+            <w:r>
+              <w:rPr>
+                <w:rFonts w:eastAsia="標楷體"/>
+                <w:sz w:val="28"/>
+                <w:szCs w:val="28"/>
+              </w:rPr>
+              <w:t>→</w:t>
+            </w:r>
+            <w:r>
+              <w:rPr>
+                <w:rFonts w:eastAsia="標楷體"/>
+                <w:sz w:val="28"/>
+                <w:szCs w:val="28"/>
+              </w:rPr>
+              <w:t>送出</w:t>
+            </w:r>
+            <w:r>
+              <w:rPr>
+                <w:rFonts w:eastAsia="標楷體"/>
+                <w:sz w:val="28"/>
+                <w:szCs w:val="28"/>
+              </w:rPr>
+              <w:t>)</w:t>
+            </w:r>
+            <w:r>
+              <w:rPr>
+                <w:rFonts w:eastAsia="標楷體"/>
+                <w:sz w:val="28"/>
+                <w:szCs w:val="28"/>
+              </w:rPr>
+              <w:t>，降低回報門檻。</w:t>
+            </w:r>
           </w:p>
         </w:tc>
       </w:tr>
@@ -1517,6 +2007,7 @@
                       <w:szCs w:val="28"/>
                     </w:rPr>
                   </w:pPr>
+                  <w:proofErr w:type="gramStart"/>
                   <w:r>
                     <w:rPr>
                       <w:rFonts w:eastAsia="標楷體" w:hint="eastAsia"/>
@@ -1525,6 +2016,7 @@
                     </w:rPr>
                     <w:t>周次</w:t>
                   </w:r>
+                  <w:proofErr w:type="gramEnd"/>
                 </w:p>
               </w:tc>
               <w:tc>
@@ -3633,11 +4125,21 @@
             </w:pPr>
             <w:r>
               <w:rPr>
-                <w:rFonts w:ascii="新細明體" w:hAnsi="新細明體"/>
-                <w:sz w:val="28"/>
-                <w:szCs w:val="28"/>
-              </w:rPr>
-              <w:t xml:space="preserve">□ </w:t>
+                <w:rFonts w:ascii="Times New Roman" w:eastAsia="標楷體" w:hAnsi="Times New Roman" w:hint="eastAsia"/>
+                <w:kern w:val="0"/>
+                <w:sz w:val="28"/>
+                <w:szCs w:val="28"/>
+              </w:rPr>
+              <w:t>■</w:t>
+            </w:r>
+            <w:r>
+              <w:rPr>
+                <w:rFonts w:ascii="Times New Roman" w:eastAsia="標楷體" w:hAnsi="Times New Roman" w:hint="eastAsia"/>
+                <w:kern w:val="0"/>
+                <w:sz w:val="28"/>
+                <w:szCs w:val="28"/>
+              </w:rPr>
+              <w:t xml:space="preserve"> </w:t>
             </w:r>
             <w:r>
               <w:rPr>
@@ -3713,7 +4215,47 @@
                 <w:sz w:val="28"/>
                 <w:szCs w:val="28"/>
               </w:rPr>
-              <w:t>參考切結書第十點之規定）。</w:t>
+              <w:t>參考切</w:t>
+            </w:r>
+            <w:proofErr w:type="gramStart"/>
+            <w:r>
+              <w:rPr>
+                <w:rFonts w:ascii="Times New Roman" w:eastAsia="標楷體" w:hAnsi="Times New Roman" w:hint="eastAsia"/>
+                <w:kern w:val="0"/>
+                <w:sz w:val="28"/>
+                <w:szCs w:val="28"/>
+              </w:rPr>
+              <w:t>結書第十點</w:t>
+            </w:r>
+            <w:proofErr w:type="gramEnd"/>
+            <w:r>
+              <w:rPr>
+                <w:rFonts w:ascii="Times New Roman" w:eastAsia="標楷體" w:hAnsi="Times New Roman" w:hint="eastAsia"/>
+                <w:kern w:val="0"/>
+                <w:sz w:val="28"/>
+                <w:szCs w:val="28"/>
+              </w:rPr>
+              <w:t>之規定</w:t>
+            </w:r>
+            <w:proofErr w:type="gramStart"/>
+            <w:r>
+              <w:rPr>
+                <w:rFonts w:ascii="Times New Roman" w:eastAsia="標楷體" w:hAnsi="Times New Roman" w:hint="eastAsia"/>
+                <w:kern w:val="0"/>
+                <w:sz w:val="28"/>
+                <w:szCs w:val="28"/>
+              </w:rPr>
+              <w:t>）</w:t>
+            </w:r>
+            <w:proofErr w:type="gramEnd"/>
+            <w:r>
+              <w:rPr>
+                <w:rFonts w:ascii="Times New Roman" w:eastAsia="標楷體" w:hAnsi="Times New Roman" w:hint="eastAsia"/>
+                <w:kern w:val="0"/>
+                <w:sz w:val="28"/>
+                <w:szCs w:val="28"/>
+              </w:rPr>
+              <w:t>。</w:t>
             </w:r>
           </w:p>
         </w:tc>
@@ -3743,7 +4285,6 @@
                 <w:sz w:val="28"/>
                 <w:szCs w:val="28"/>
               </w:rPr>
-              <w:lastRenderedPageBreak/>
               <w:t>軟體清單</w:t>
             </w:r>
           </w:p>
@@ -3794,11 +4335,11 @@
             </w:pPr>
             <w:r>
               <w:rPr>
-                <w:rFonts w:ascii="新細明體" w:hAnsi="新細明體"/>
-                <w:sz w:val="28"/>
-                <w:szCs w:val="28"/>
-              </w:rPr>
-              <w:t>□</w:t>
+                <w:rFonts w:ascii="新細明體" w:hAnsi="新細明體" w:hint="eastAsia"/>
+                <w:sz w:val="28"/>
+                <w:szCs w:val="28"/>
+              </w:rPr>
+              <w:t>■</w:t>
             </w:r>
             <w:r>
               <w:rPr>
@@ -3863,6 +4404,7 @@
                 <w:sz w:val="28"/>
                 <w:szCs w:val="28"/>
               </w:rPr>
+              <w:lastRenderedPageBreak/>
               <w:t>□</w:t>
             </w:r>
             <w:r>
@@ -3872,7 +4414,27 @@
                 <w:sz w:val="28"/>
                 <w:szCs w:val="28"/>
               </w:rPr>
-              <w:t xml:space="preserve"> MacOSX </w:t>
+              <w:t xml:space="preserve"> </w:t>
+            </w:r>
+            <w:proofErr w:type="spellStart"/>
+            <w:r>
+              <w:rPr>
+                <w:rFonts w:ascii="Times New Roman" w:eastAsia="標楷體" w:hAnsi="Times New Roman"/>
+                <w:kern w:val="0"/>
+                <w:sz w:val="28"/>
+                <w:szCs w:val="28"/>
+              </w:rPr>
+              <w:t>MacOSX</w:t>
+            </w:r>
+            <w:proofErr w:type="spellEnd"/>
+            <w:r>
+              <w:rPr>
+                <w:rFonts w:ascii="Times New Roman" w:eastAsia="標楷體" w:hAnsi="Times New Roman"/>
+                <w:kern w:val="0"/>
+                <w:sz w:val="28"/>
+                <w:szCs w:val="28"/>
+              </w:rPr>
+              <w:t xml:space="preserve"> </w:t>
             </w:r>
             <w:r>
               <w:rPr>
@@ -4081,11 +4643,11 @@
             </w:r>
             <w:r>
               <w:rPr>
-                <w:rFonts w:ascii="新細明體" w:hAnsi="新細明體"/>
-                <w:sz w:val="28"/>
-                <w:szCs w:val="28"/>
-              </w:rPr>
-              <w:t>□</w:t>
+                <w:rFonts w:ascii="新細明體" w:hAnsi="新細明體" w:hint="eastAsia"/>
+                <w:sz w:val="28"/>
+                <w:szCs w:val="28"/>
+              </w:rPr>
+              <w:t>■</w:t>
             </w:r>
             <w:r>
               <w:rPr>
@@ -4240,11 +4802,11 @@
             </w:pPr>
             <w:r>
               <w:rPr>
-                <w:rFonts w:ascii="新細明體" w:hAnsi="新細明體"/>
-                <w:sz w:val="28"/>
-                <w:szCs w:val="28"/>
-              </w:rPr>
-              <w:t>□</w:t>
+                <w:rFonts w:ascii="新細明體" w:hAnsi="新細明體" w:hint="eastAsia"/>
+                <w:sz w:val="28"/>
+                <w:szCs w:val="28"/>
+              </w:rPr>
+              <w:t>■</w:t>
             </w:r>
             <w:r>
               <w:rPr>
@@ -4391,39 +4953,21 @@
             </w:pPr>
             <w:r>
               <w:rPr>
+                <w:rFonts w:ascii="Times New Roman" w:eastAsia="標楷體" w:hAnsi="Times New Roman" w:hint="eastAsia"/>
+                <w:kern w:val="0"/>
+                <w:sz w:val="28"/>
+                <w:szCs w:val="28"/>
+              </w:rPr>
+              <w:t>程式編輯：</w:t>
+            </w:r>
+            <w:r>
+              <w:rPr>
                 <w:rFonts w:ascii="Times New Roman" w:eastAsia="標楷體" w:hAnsi="Times New Roman"/>
                 <w:kern w:val="0"/>
                 <w:sz w:val="28"/>
                 <w:szCs w:val="28"/>
               </w:rPr>
-              <w:t>(1) C++ Builder</w:t>
-            </w:r>
-            <w:r>
-              <w:rPr>
-                <w:rFonts w:ascii="Times New Roman" w:eastAsia="標楷體" w:hAnsi="Times New Roman"/>
-                <w:kern w:val="0"/>
-                <w:sz w:val="28"/>
-                <w:szCs w:val="28"/>
-              </w:rPr>
-              <w:t>(</w:t>
-            </w:r>
-            <w:r>
-              <w:rPr>
-                <w:rFonts w:ascii="Times New Roman" w:eastAsia="標楷體" w:hAnsi="Times New Roman" w:hint="eastAsia"/>
-                <w:kern w:val="0"/>
-                <w:sz w:val="28"/>
-                <w:szCs w:val="28"/>
-              </w:rPr>
-              <w:t>例</w:t>
-            </w:r>
-            <w:r>
-              <w:rPr>
-                <w:rFonts w:ascii="Times New Roman" w:eastAsia="標楷體" w:hAnsi="Times New Roman"/>
-                <w:kern w:val="0"/>
-                <w:sz w:val="28"/>
-                <w:szCs w:val="28"/>
-              </w:rPr>
-              <w:t>)</w:t>
+              <w:t>Visual Studio Code</w:t>
             </w:r>
           </w:p>
           <w:p>
@@ -4441,39 +4985,21 @@
             </w:pPr>
             <w:r>
               <w:rPr>
+                <w:rFonts w:ascii="Times New Roman" w:eastAsia="標楷體" w:hAnsi="Times New Roman" w:hint="eastAsia"/>
+                <w:kern w:val="0"/>
+                <w:sz w:val="28"/>
+                <w:szCs w:val="28"/>
+              </w:rPr>
+              <w:t>資料庫管理：</w:t>
+            </w:r>
+            <w:r>
+              <w:rPr>
                 <w:rFonts w:ascii="Times New Roman" w:eastAsia="標楷體" w:hAnsi="Times New Roman"/>
                 <w:kern w:val="0"/>
                 <w:sz w:val="28"/>
                 <w:szCs w:val="28"/>
               </w:rPr>
-              <w:t>(2) Arduino IDE</w:t>
-            </w:r>
-            <w:r>
-              <w:rPr>
-                <w:rFonts w:ascii="Times New Roman" w:eastAsia="標楷體" w:hAnsi="Times New Roman"/>
-                <w:kern w:val="0"/>
-                <w:sz w:val="28"/>
-                <w:szCs w:val="28"/>
-              </w:rPr>
-              <w:t>(</w:t>
-            </w:r>
-            <w:r>
-              <w:rPr>
-                <w:rFonts w:ascii="Times New Roman" w:eastAsia="標楷體" w:hAnsi="Times New Roman" w:hint="eastAsia"/>
-                <w:kern w:val="0"/>
-                <w:sz w:val="28"/>
-                <w:szCs w:val="28"/>
-              </w:rPr>
-              <w:t>例</w:t>
-            </w:r>
-            <w:r>
-              <w:rPr>
-                <w:rFonts w:ascii="Times New Roman" w:eastAsia="標楷體" w:hAnsi="Times New Roman"/>
-                <w:kern w:val="0"/>
-                <w:sz w:val="28"/>
-                <w:szCs w:val="28"/>
-              </w:rPr>
-              <w:t>)</w:t>
+              <w:t>MySQL Workbench</w:t>
             </w:r>
           </w:p>
           <w:p>
@@ -4491,39 +5017,21 @@
             </w:pPr>
             <w:r>
               <w:rPr>
+                <w:rFonts w:ascii="Times New Roman" w:eastAsia="標楷體" w:hAnsi="Times New Roman" w:hint="eastAsia"/>
+                <w:kern w:val="0"/>
+                <w:sz w:val="28"/>
+                <w:szCs w:val="28"/>
+              </w:rPr>
+              <w:t>前端設計：</w:t>
+            </w:r>
+            <w:r>
+              <w:rPr>
                 <w:rFonts w:ascii="Times New Roman" w:eastAsia="標楷體" w:hAnsi="Times New Roman"/>
                 <w:kern w:val="0"/>
                 <w:sz w:val="28"/>
                 <w:szCs w:val="28"/>
               </w:rPr>
-              <w:t>(3) OpenCV</w:t>
-            </w:r>
-            <w:r>
-              <w:rPr>
-                <w:rFonts w:ascii="Times New Roman" w:eastAsia="標楷體" w:hAnsi="Times New Roman"/>
-                <w:kern w:val="0"/>
-                <w:sz w:val="28"/>
-                <w:szCs w:val="28"/>
-              </w:rPr>
-              <w:t>(</w:t>
-            </w:r>
-            <w:r>
-              <w:rPr>
-                <w:rFonts w:ascii="Times New Roman" w:eastAsia="標楷體" w:hAnsi="Times New Roman" w:hint="eastAsia"/>
-                <w:kern w:val="0"/>
-                <w:sz w:val="28"/>
-                <w:szCs w:val="28"/>
-              </w:rPr>
-              <w:t>例</w:t>
-            </w:r>
-            <w:r>
-              <w:rPr>
-                <w:rFonts w:ascii="Times New Roman" w:eastAsia="標楷體" w:hAnsi="Times New Roman"/>
-                <w:kern w:val="0"/>
-                <w:sz w:val="28"/>
-                <w:szCs w:val="28"/>
-              </w:rPr>
-              <w:t>)</w:t>
+              <w:t>Figma</w:t>
             </w:r>
           </w:p>
           <w:p>
@@ -4541,6 +5049,74 @@
             </w:pPr>
             <w:r>
               <w:rPr>
+                <w:rFonts w:ascii="Times New Roman" w:eastAsia="標楷體" w:hAnsi="Times New Roman" w:hint="eastAsia"/>
+                <w:kern w:val="0"/>
+                <w:sz w:val="28"/>
+                <w:szCs w:val="28"/>
+              </w:rPr>
+              <w:t>文件</w:t>
+            </w:r>
+            <w:r>
+              <w:rPr>
+                <w:rFonts w:ascii="Times New Roman" w:eastAsia="標楷體" w:hAnsi="Times New Roman" w:hint="eastAsia"/>
+                <w:kern w:val="0"/>
+                <w:sz w:val="28"/>
+                <w:szCs w:val="28"/>
+              </w:rPr>
+              <w:t>&amp;</w:t>
+            </w:r>
+            <w:r>
+              <w:rPr>
+                <w:rFonts w:ascii="Times New Roman" w:eastAsia="標楷體" w:hAnsi="Times New Roman" w:hint="eastAsia"/>
+                <w:kern w:val="0"/>
+                <w:sz w:val="28"/>
+                <w:szCs w:val="28"/>
+              </w:rPr>
+              <w:t>簡報：</w:t>
+            </w:r>
+            <w:r>
+              <w:rPr>
+                <w:rFonts w:ascii="Times New Roman" w:eastAsia="標楷體" w:hAnsi="Times New Roman"/>
+                <w:kern w:val="0"/>
+                <w:sz w:val="28"/>
+                <w:szCs w:val="28"/>
+              </w:rPr>
+              <w:t>Draw.io</w:t>
+            </w:r>
+            <w:r>
+              <w:rPr>
+                <w:rFonts w:ascii="Times New Roman" w:eastAsia="標楷體" w:hAnsi="Times New Roman" w:hint="eastAsia"/>
+                <w:kern w:val="0"/>
+                <w:sz w:val="28"/>
+                <w:szCs w:val="28"/>
+              </w:rPr>
+              <w:t xml:space="preserve"> &amp; </w:t>
+            </w:r>
+            <w:r>
+              <w:rPr>
+                <w:rFonts w:ascii="Times New Roman" w:eastAsia="標楷體" w:hAnsi="Times New Roman"/>
+                <w:kern w:val="0"/>
+                <w:sz w:val="28"/>
+                <w:szCs w:val="28"/>
+              </w:rPr>
+              <w:t xml:space="preserve">Canva &amp; PPT   </w:t>
+            </w:r>
+          </w:p>
+          <w:p>
+            <w:pPr>
+              <w:autoSpaceDE w:val="0"/>
+              <w:autoSpaceDN w:val="0"/>
+              <w:adjustRightInd w:val="0"/>
+              <w:spacing w:beforeLines="50" w:before="120" w:line="360" w:lineRule="auto"/>
+              <w:rPr>
+                <w:rFonts w:ascii="Times New Roman" w:eastAsia="標楷體" w:hAnsi="Times New Roman"/>
+                <w:kern w:val="0"/>
+                <w:sz w:val="28"/>
+                <w:szCs w:val="28"/>
+              </w:rPr>
+            </w:pPr>
+            <w:r>
+              <w:rPr>
                 <w:rFonts w:ascii="Times New Roman" w:eastAsia="標楷體" w:hAnsi="Times New Roman"/>
                 <w:kern w:val="0"/>
                 <w:sz w:val="28"/>
@@ -4570,23 +5146,57 @@
             </w:pPr>
             <w:r>
               <w:rPr>
+                <w:rFonts w:eastAsia="標楷體"/>
+                <w:sz w:val="28"/>
+                <w:szCs w:val="28"/>
+              </w:rPr>
+              <w:t>本專案開發產品授權條款</w:t>
+            </w:r>
+            <w:r>
+              <w:rPr>
                 <w:rFonts w:eastAsia="標楷體" w:hint="eastAsia"/>
                 <w:sz w:val="28"/>
                 <w:szCs w:val="28"/>
               </w:rPr>
-              <w:t>本專案開發產品授權條款使用</w:t>
-            </w:r>
-            <w:r>
-              <w:rPr>
-                <w:rFonts w:eastAsia="標楷體"/>
-                <w:sz w:val="28"/>
-                <w:szCs w:val="28"/>
-              </w:rPr>
-              <w:t>ooo</w:t>
-            </w:r>
-            <w:r>
-              <w:rPr>
-                <w:rFonts w:eastAsia="標楷體" w:hint="eastAsia"/>
+              <w:t>使</w:t>
+            </w:r>
+            <w:r>
+              <w:rPr>
+                <w:rFonts w:eastAsia="標楷體"/>
+                <w:sz w:val="28"/>
+                <w:szCs w:val="28"/>
+              </w:rPr>
+              <w:t>用</w:t>
+            </w:r>
+            <w:r>
+              <w:rPr>
+                <w:rFonts w:eastAsia="標楷體"/>
+                <w:sz w:val="28"/>
+                <w:szCs w:val="28"/>
+              </w:rPr>
+              <w:t xml:space="preserve"> </w:t>
+            </w:r>
+            <w:r>
+              <w:rPr>
+                <w:rFonts w:eastAsia="標楷體"/>
+                <w:b/>
+                <w:bCs/>
+                <w:sz w:val="28"/>
+                <w:szCs w:val="28"/>
+              </w:rPr>
+              <w:t>MIT License</w:t>
+            </w:r>
+            <w:r>
+              <w:rPr>
+                <w:rFonts w:eastAsia="標楷體"/>
+                <w:sz w:val="28"/>
+                <w:szCs w:val="28"/>
+              </w:rPr>
+              <w:t xml:space="preserve"> </w:t>
+            </w:r>
+            <w:r>
+              <w:rPr>
+                <w:rFonts w:eastAsia="標楷體"/>
                 <w:sz w:val="28"/>
                 <w:szCs w:val="28"/>
               </w:rPr>
@@ -4620,6 +5230,7 @@
                 <w:sz w:val="28"/>
                 <w:szCs w:val="28"/>
               </w:rPr>
+              <w:lastRenderedPageBreak/>
               <w:t>權力分配</w:t>
             </w:r>
           </w:p>
@@ -4638,11 +5249,11 @@
             </w:pPr>
             <w:r>
               <w:rPr>
-                <w:rFonts w:ascii="新細明體" w:hAnsi="新細明體"/>
-                <w:sz w:val="28"/>
-                <w:szCs w:val="28"/>
-              </w:rPr>
-              <w:t>□</w:t>
+                <w:rFonts w:ascii="新細明體" w:hAnsi="新細明體" w:hint="eastAsia"/>
+                <w:sz w:val="28"/>
+                <w:szCs w:val="28"/>
+              </w:rPr>
+              <w:t>■</w:t>
             </w:r>
             <w:r>
               <w:rPr>
@@ -4694,32 +5305,6 @@
                 <w:szCs w:val="28"/>
               </w:rPr>
             </w:pPr>
-            <w:r>
-              <w:rPr>
-                <w:rFonts w:ascii="新細明體" w:hAnsi="新細明體"/>
-                <w:sz w:val="28"/>
-                <w:szCs w:val="28"/>
-              </w:rPr>
-              <w:t>□</w:t>
-            </w:r>
-            <w:r>
-              <w:rPr>
-                <w:rFonts w:ascii="Times New Roman" w:eastAsia="標楷體" w:hAnsi="Times New Roman"/>
-                <w:kern w:val="0"/>
-                <w:sz w:val="28"/>
-                <w:szCs w:val="28"/>
-              </w:rPr>
-              <w:t xml:space="preserve"> </w:t>
-            </w:r>
-            <w:r>
-              <w:rPr>
-                <w:rFonts w:ascii="Times New Roman" w:eastAsia="標楷體" w:hAnsi="Times New Roman" w:hint="eastAsia"/>
-                <w:kern w:val="0"/>
-                <w:sz w:val="28"/>
-                <w:szCs w:val="28"/>
-              </w:rPr>
-              <w:t>其他比例分配表，請說明。</w:t>
-            </w:r>
           </w:p>
         </w:tc>
       </w:tr>
@@ -4892,8 +5477,160 @@
       </w:rPr>
     </w:lvl>
   </w:abstractNum>
+  <w:abstractNum w:abstractNumId="1" w15:restartNumberingAfterBreak="0">
+    <w:nsid w:val="229B5A35"/>
+    <w:multiLevelType w:val="multilevel"/>
+    <w:tmpl w:val="F7C49EEA"/>
+    <w:lvl w:ilvl="0">
+      <w:start w:val="1"/>
+      <w:numFmt w:val="bullet"/>
+      <w:lvlText w:val=""/>
+      <w:lvlJc w:val="left"/>
+      <w:pPr>
+        <w:tabs>
+          <w:tab w:val="num" w:pos="720"/>
+        </w:tabs>
+        <w:ind w:left="720" w:hanging="360"/>
+      </w:pPr>
+      <w:rPr>
+        <w:rFonts w:ascii="Symbol" w:hAnsi="Symbol" w:hint="default"/>
+        <w:sz w:val="20"/>
+      </w:rPr>
+    </w:lvl>
+    <w:lvl w:ilvl="1" w:tentative="1">
+      <w:start w:val="1"/>
+      <w:numFmt w:val="bullet"/>
+      <w:lvlText w:val="o"/>
+      <w:lvlJc w:val="left"/>
+      <w:pPr>
+        <w:tabs>
+          <w:tab w:val="num" w:pos="1440"/>
+        </w:tabs>
+        <w:ind w:left="1440" w:hanging="360"/>
+      </w:pPr>
+      <w:rPr>
+        <w:rFonts w:ascii="Courier New" w:hAnsi="Courier New" w:hint="default"/>
+        <w:sz w:val="20"/>
+      </w:rPr>
+    </w:lvl>
+    <w:lvl w:ilvl="2" w:tentative="1">
+      <w:start w:val="1"/>
+      <w:numFmt w:val="bullet"/>
+      <w:lvlText w:val=""/>
+      <w:lvlJc w:val="left"/>
+      <w:pPr>
+        <w:tabs>
+          <w:tab w:val="num" w:pos="2160"/>
+        </w:tabs>
+        <w:ind w:left="2160" w:hanging="360"/>
+      </w:pPr>
+      <w:rPr>
+        <w:rFonts w:ascii="Wingdings" w:hAnsi="Wingdings" w:hint="default"/>
+        <w:sz w:val="20"/>
+      </w:rPr>
+    </w:lvl>
+    <w:lvl w:ilvl="3" w:tentative="1">
+      <w:start w:val="1"/>
+      <w:numFmt w:val="bullet"/>
+      <w:lvlText w:val=""/>
+      <w:lvlJc w:val="left"/>
+      <w:pPr>
+        <w:tabs>
+          <w:tab w:val="num" w:pos="2880"/>
+        </w:tabs>
+        <w:ind w:left="2880" w:hanging="360"/>
+      </w:pPr>
+      <w:rPr>
+        <w:rFonts w:ascii="Wingdings" w:hAnsi="Wingdings" w:hint="default"/>
+        <w:sz w:val="20"/>
+      </w:rPr>
+    </w:lvl>
+    <w:lvl w:ilvl="4" w:tentative="1">
+      <w:start w:val="1"/>
+      <w:numFmt w:val="bullet"/>
+      <w:lvlText w:val=""/>
+      <w:lvlJc w:val="left"/>
+      <w:pPr>
+        <w:tabs>
+          <w:tab w:val="num" w:pos="3600"/>
+        </w:tabs>
+        <w:ind w:left="3600" w:hanging="360"/>
+      </w:pPr>
+      <w:rPr>
+        <w:rFonts w:ascii="Wingdings" w:hAnsi="Wingdings" w:hint="default"/>
+        <w:sz w:val="20"/>
+      </w:rPr>
+    </w:lvl>
+    <w:lvl w:ilvl="5" w:tentative="1">
+      <w:start w:val="1"/>
+      <w:numFmt w:val="bullet"/>
+      <w:lvlText w:val=""/>
+      <w:lvlJc w:val="left"/>
+      <w:pPr>
+        <w:tabs>
+          <w:tab w:val="num" w:pos="4320"/>
+        </w:tabs>
+        <w:ind w:left="4320" w:hanging="360"/>
+      </w:pPr>
+      <w:rPr>
+        <w:rFonts w:ascii="Wingdings" w:hAnsi="Wingdings" w:hint="default"/>
+        <w:sz w:val="20"/>
+      </w:rPr>
+    </w:lvl>
+    <w:lvl w:ilvl="6" w:tentative="1">
+      <w:start w:val="1"/>
+      <w:numFmt w:val="bullet"/>
+      <w:lvlText w:val=""/>
+      <w:lvlJc w:val="left"/>
+      <w:pPr>
+        <w:tabs>
+          <w:tab w:val="num" w:pos="5040"/>
+        </w:tabs>
+        <w:ind w:left="5040" w:hanging="360"/>
+      </w:pPr>
+      <w:rPr>
+        <w:rFonts w:ascii="Wingdings" w:hAnsi="Wingdings" w:hint="default"/>
+        <w:sz w:val="20"/>
+      </w:rPr>
+    </w:lvl>
+    <w:lvl w:ilvl="7" w:tentative="1">
+      <w:start w:val="1"/>
+      <w:numFmt w:val="bullet"/>
+      <w:lvlText w:val=""/>
+      <w:lvlJc w:val="left"/>
+      <w:pPr>
+        <w:tabs>
+          <w:tab w:val="num" w:pos="5760"/>
+        </w:tabs>
+        <w:ind w:left="5760" w:hanging="360"/>
+      </w:pPr>
+      <w:rPr>
+        <w:rFonts w:ascii="Wingdings" w:hAnsi="Wingdings" w:hint="default"/>
+        <w:sz w:val="20"/>
+      </w:rPr>
+    </w:lvl>
+    <w:lvl w:ilvl="8" w:tentative="1">
+      <w:start w:val="1"/>
+      <w:numFmt w:val="bullet"/>
+      <w:lvlText w:val=""/>
+      <w:lvlJc w:val="left"/>
+      <w:pPr>
+        <w:tabs>
+          <w:tab w:val="num" w:pos="6480"/>
+        </w:tabs>
+        <w:ind w:left="6480" w:hanging="360"/>
+      </w:pPr>
+      <w:rPr>
+        <w:rFonts w:ascii="Wingdings" w:hAnsi="Wingdings" w:hint="default"/>
+        <w:sz w:val="20"/>
+      </w:rPr>
+    </w:lvl>
+  </w:abstractNum>
   <w:num w:numId="1" w16cid:durableId="1404445188">
     <w:abstractNumId w:val="0"/>
+  </w:num>
+  <w:num w:numId="2" w16cid:durableId="2098400878">
+    <w:abstractNumId w:val="1"/>
   </w:num>
 </w:numbering>
 </file>
@@ -5302,7 +6039,6 @@
   <w:style w:type="character" w:default="1" w:styleId="a0">
     <w:name w:val="Default Paragraph Font"/>
     <w:uiPriority w:val="1"/>
-    <w:semiHidden/>
     <w:unhideWhenUsed/>
   </w:style>
   <w:style w:type="table" w:default="1" w:styleId="a1">
@@ -5457,6 +6193,18 @@
     <w:rsid w:val="002B4F14"/>
     <w:rPr>
       <w:kern w:val="2"/>
+    </w:rPr>
+  </w:style>
+  <w:style w:type="paragraph" w:styleId="Web">
+    <w:name w:val="Normal (Web)"/>
+    <w:basedOn w:val="a"/>
+    <w:uiPriority w:val="99"/>
+    <w:semiHidden/>
+    <w:unhideWhenUsed/>
+    <w:rsid w:val="00B76C7D"/>
+    <w:rPr>
+      <w:rFonts w:ascii="Times New Roman" w:hAnsi="Times New Roman"/>
+      <w:szCs w:val="24"/>
     </w:rPr>
   </w:style>
 </w:styles>

--- a/文件/競賽企劃書 .docx
+++ b/文件/競賽企劃書 .docx
@@ -1551,6 +1551,14 @@
                       <w:szCs w:val="28"/>
                     </w:rPr>
                   </w:pPr>
+                  <w:r>
+                    <w:rPr>
+                      <w:rFonts w:eastAsia="標楷體"/>
+                      <w:sz w:val="28"/>
+                      <w:szCs w:val="28"/>
+                    </w:rPr>
+                    <w:t>需求分析與市場調查</w:t>
+                  </w:r>
                 </w:p>
               </w:tc>
             </w:tr>
@@ -1629,6 +1637,14 @@
                       <w:szCs w:val="28"/>
                     </w:rPr>
                   </w:pPr>
+                  <w:r>
+                    <w:rPr>
+                      <w:rFonts w:eastAsia="標楷體"/>
+                      <w:sz w:val="28"/>
+                      <w:szCs w:val="28"/>
+                    </w:rPr>
+                    <w:t>系統設計與規劃</w:t>
+                  </w:r>
                 </w:p>
               </w:tc>
             </w:tr>
@@ -1707,6 +1723,14 @@
                       <w:szCs w:val="28"/>
                     </w:rPr>
                   </w:pPr>
+                  <w:r>
+                    <w:rPr>
+                      <w:rFonts w:eastAsia="標楷體"/>
+                      <w:sz w:val="28"/>
+                      <w:szCs w:val="28"/>
+                    </w:rPr>
+                    <w:t>系統開發</w:t>
+                  </w:r>
                 </w:p>
               </w:tc>
             </w:tr>
@@ -1785,6 +1809,14 @@
                       <w:szCs w:val="28"/>
                     </w:rPr>
                   </w:pPr>
+                  <w:r>
+                    <w:rPr>
+                      <w:rFonts w:eastAsia="標楷體"/>
+                      <w:sz w:val="28"/>
+                      <w:szCs w:val="28"/>
+                    </w:rPr>
+                    <w:t>系統整合與測試</w:t>
+                  </w:r>
                 </w:p>
               </w:tc>
             </w:tr>
@@ -1863,6 +1895,22 @@
                       <w:szCs w:val="28"/>
                     </w:rPr>
                   </w:pPr>
+                  <w:r>
+                    <w:rPr>
+                      <w:rFonts w:eastAsia="標楷體"/>
+                      <w:sz w:val="28"/>
+                      <w:szCs w:val="28"/>
+                    </w:rPr>
+                    <w:t xml:space="preserve">UI/UX </w:t>
+                  </w:r>
+                  <w:r>
+                    <w:rPr>
+                      <w:rFonts w:eastAsia="標楷體"/>
+                      <w:sz w:val="28"/>
+                      <w:szCs w:val="28"/>
+                    </w:rPr>
+                    <w:t>優化與上線準備</w:t>
+                  </w:r>
                 </w:p>
               </w:tc>
             </w:tr>
@@ -1941,6 +1989,14 @@
                       <w:szCs w:val="28"/>
                     </w:rPr>
                   </w:pPr>
+                  <w:r>
+                    <w:rPr>
+                      <w:rFonts w:eastAsia="標楷體"/>
+                      <w:sz w:val="28"/>
+                      <w:szCs w:val="28"/>
+                    </w:rPr>
+                    <w:t>發表與回饋改善</w:t>
+                  </w:r>
                 </w:p>
               </w:tc>
             </w:tr>
@@ -4339,6 +4395,7 @@
                 <w:sz w:val="28"/>
                 <w:szCs w:val="28"/>
               </w:rPr>
+              <w:lastRenderedPageBreak/>
               <w:t>■</w:t>
             </w:r>
             <w:r>
@@ -4404,7 +4461,6 @@
                 <w:sz w:val="28"/>
                 <w:szCs w:val="28"/>
               </w:rPr>
-              <w:lastRenderedPageBreak/>
               <w:t>□</w:t>
             </w:r>
             <w:r>

--- a/文件/競賽企劃書 .docx
+++ b/文件/競賽企劃書 .docx
@@ -109,7 +109,7 @@
               <w:pStyle w:val="Default"/>
               <w:spacing w:beforeLines="50" w:before="120" w:line="360" w:lineRule="auto"/>
               <w:rPr>
-                <w:rFonts w:eastAsia="標楷體" w:hint="eastAsia"/>
+                <w:rFonts w:eastAsia="標楷體"/>
                 <w:sz w:val="28"/>
                 <w:szCs w:val="28"/>
               </w:rPr>
@@ -226,7 +226,16 @@
                 <w:sz w:val="28"/>
                 <w:szCs w:val="28"/>
               </w:rPr>
-              <w:t>戶您安全</w:t>
+              <w:t>護</w:t>
+            </w:r>
+            <w:r>
+              <w:rPr>
+                <w:rFonts w:eastAsia="標楷體" w:hint="eastAsia"/>
+                <w:color w:val="auto"/>
+                <w:sz w:val="28"/>
+                <w:szCs w:val="28"/>
+              </w:rPr>
+              <w:t>您安全</w:t>
             </w:r>
           </w:p>
           <w:p>
@@ -291,34 +300,79 @@
                 <w:sz w:val="28"/>
                 <w:szCs w:val="28"/>
               </w:rPr>
-              <w:t>提供民眾以地區為單位，檢視、通報及抱怨「怪異事件」</w:t>
-            </w:r>
-            <w:r>
-              <w:rPr>
-                <w:rFonts w:eastAsia="標楷體"/>
-                <w:color w:val="auto"/>
-                <w:sz w:val="28"/>
-                <w:szCs w:val="28"/>
-              </w:rPr>
-              <w:t>(</w:t>
-            </w:r>
-            <w:r>
-              <w:rPr>
-                <w:rFonts w:eastAsia="標楷體"/>
-                <w:color w:val="auto"/>
-                <w:sz w:val="28"/>
-                <w:szCs w:val="28"/>
-              </w:rPr>
-              <w:t>如可疑人物、騷擾行為、陌生跟蹤</w:t>
-            </w:r>
-            <w:r>
-              <w:rPr>
-                <w:rFonts w:eastAsia="標楷體"/>
-                <w:color w:val="auto"/>
-                <w:sz w:val="28"/>
-                <w:szCs w:val="28"/>
-              </w:rPr>
-              <w:t>)</w:t>
+              <w:t>提供民眾以地區為單位檢視</w:t>
+            </w:r>
+            <w:r>
+              <w:rPr>
+                <w:rFonts w:eastAsia="標楷體" w:hint="eastAsia"/>
+                <w:color w:val="auto"/>
+                <w:sz w:val="28"/>
+                <w:szCs w:val="28"/>
+              </w:rPr>
+              <w:t>事件地圖</w:t>
+            </w:r>
+            <w:r>
+              <w:rPr>
+                <w:rFonts w:eastAsia="標楷體"/>
+                <w:color w:val="auto"/>
+                <w:sz w:val="28"/>
+                <w:szCs w:val="28"/>
+              </w:rPr>
+              <w:t>、</w:t>
+            </w:r>
+            <w:r>
+              <w:rPr>
+                <w:rFonts w:eastAsia="標楷體" w:hint="eastAsia"/>
+                <w:color w:val="auto"/>
+                <w:sz w:val="28"/>
+                <w:szCs w:val="28"/>
+              </w:rPr>
+              <w:t>回</w:t>
+            </w:r>
+            <w:r>
+              <w:rPr>
+                <w:rFonts w:eastAsia="標楷體"/>
+                <w:color w:val="auto"/>
+                <w:sz w:val="28"/>
+                <w:szCs w:val="28"/>
+              </w:rPr>
+              <w:t>報</w:t>
+            </w:r>
+            <w:r>
+              <w:rPr>
+                <w:rFonts w:eastAsia="標楷體" w:hint="eastAsia"/>
+                <w:color w:val="auto"/>
+                <w:sz w:val="28"/>
+                <w:szCs w:val="28"/>
+              </w:rPr>
+              <w:t>異常事件</w:t>
+            </w:r>
+            <w:r>
+              <w:rPr>
+                <w:rFonts w:eastAsia="標楷體"/>
+                <w:color w:val="auto"/>
+                <w:sz w:val="28"/>
+                <w:szCs w:val="28"/>
+              </w:rPr>
+              <w:t>及</w:t>
+            </w:r>
+            <w:r>
+              <w:rPr>
+                <w:rFonts w:eastAsia="標楷體" w:hint="eastAsia"/>
+                <w:color w:val="auto"/>
+                <w:sz w:val="28"/>
+                <w:szCs w:val="28"/>
+              </w:rPr>
+              <w:t>在交流區和聊天室分享</w:t>
+            </w:r>
+            <w:r>
+              <w:rPr>
+                <w:rFonts w:eastAsia="標楷體"/>
+                <w:color w:val="auto"/>
+                <w:sz w:val="28"/>
+                <w:szCs w:val="28"/>
+              </w:rPr>
+              <w:t>「怪異事件」</w:t>
             </w:r>
           </w:p>
           <w:p>
@@ -340,7 +394,25 @@
                 <w:sz w:val="28"/>
                 <w:szCs w:val="28"/>
               </w:rPr>
-              <w:t>查詢附近能提供協助的店家或公共空間</w:t>
+              <w:t>查詢附近能提供協助的</w:t>
+            </w:r>
+            <w:r>
+              <w:rPr>
+                <w:rFonts w:eastAsia="標楷體" w:hint="eastAsia"/>
+                <w:color w:val="auto"/>
+                <w:sz w:val="28"/>
+                <w:szCs w:val="28"/>
+              </w:rPr>
+              <w:t>合作</w:t>
+            </w:r>
+            <w:r>
+              <w:rPr>
+                <w:rFonts w:eastAsia="標楷體"/>
+                <w:color w:val="auto"/>
+                <w:sz w:val="28"/>
+                <w:szCs w:val="28"/>
+              </w:rPr>
+              <w:t>店家或公共空間</w:t>
             </w:r>
             <w:r>
               <w:rPr>
@@ -499,7 +571,43 @@
                 <w:sz w:val="28"/>
                 <w:szCs w:val="28"/>
               </w:rPr>
-              <w:t>功能。本系統結合群眾通報、</w:t>
+              <w:t>功能。本系統結合群眾通報</w:t>
+            </w:r>
+            <w:r>
+              <w:rPr>
+                <w:rFonts w:eastAsia="標楷體"/>
+                <w:color w:val="auto"/>
+                <w:sz w:val="28"/>
+                <w:szCs w:val="28"/>
+              </w:rPr>
+              <w:t>、</w:t>
+            </w:r>
+            <w:r>
+              <w:rPr>
+                <w:rFonts w:eastAsia="標楷體" w:hint="eastAsia"/>
+                <w:color w:val="auto"/>
+                <w:sz w:val="28"/>
+                <w:szCs w:val="28"/>
+              </w:rPr>
+              <w:t>互相在聊天室</w:t>
+            </w:r>
+            <w:r>
+              <w:rPr>
+                <w:rFonts w:eastAsia="標楷體" w:hint="eastAsia"/>
+                <w:color w:val="auto"/>
+                <w:sz w:val="28"/>
+                <w:szCs w:val="28"/>
+              </w:rPr>
+              <w:t>/</w:t>
+            </w:r>
+            <w:r>
+              <w:rPr>
+                <w:rFonts w:eastAsia="標楷體" w:hint="eastAsia"/>
+                <w:color w:val="auto"/>
+                <w:sz w:val="28"/>
+                <w:szCs w:val="28"/>
+              </w:rPr>
+              <w:t>交流區分享</w:t>
             </w:r>
             <w:proofErr w:type="gramStart"/>
             <w:r>
@@ -509,17 +617,73 @@
                 <w:sz w:val="28"/>
                 <w:szCs w:val="28"/>
               </w:rPr>
-              <w:t>危險熱區視覺化</w:t>
+              <w:t>”</w:t>
             </w:r>
             <w:proofErr w:type="gramEnd"/>
             <w:r>
               <w:rPr>
-                <w:rFonts w:eastAsia="標楷體"/>
-                <w:color w:val="auto"/>
-                <w:sz w:val="28"/>
-                <w:szCs w:val="28"/>
-              </w:rPr>
-              <w:t>、安全店家定位等特色，讓使用者不僅能通報，也能迅速找到附近可提供協助的地點，實現「預防</w:t>
+                <w:rFonts w:eastAsia="標楷體" w:hint="eastAsia"/>
+                <w:color w:val="auto"/>
+                <w:sz w:val="28"/>
+                <w:szCs w:val="28"/>
+              </w:rPr>
+              <w:t>奇聞軼事</w:t>
+            </w:r>
+            <w:proofErr w:type="gramStart"/>
+            <w:r>
+              <w:rPr>
+                <w:rFonts w:eastAsia="標楷體"/>
+                <w:color w:val="auto"/>
+                <w:sz w:val="28"/>
+                <w:szCs w:val="28"/>
+              </w:rPr>
+              <w:t>”</w:t>
+            </w:r>
+            <w:proofErr w:type="gramEnd"/>
+            <w:r>
+              <w:rPr>
+                <w:rFonts w:eastAsia="標楷體"/>
+                <w:color w:val="auto"/>
+                <w:sz w:val="28"/>
+                <w:szCs w:val="28"/>
+              </w:rPr>
+              <w:t>、</w:t>
+            </w:r>
+            <w:r>
+              <w:rPr>
+                <w:rFonts w:eastAsia="標楷體" w:hint="eastAsia"/>
+                <w:color w:val="auto"/>
+                <w:sz w:val="28"/>
+                <w:szCs w:val="28"/>
+              </w:rPr>
+              <w:t>事件集中區</w:t>
+            </w:r>
+            <w:r>
+              <w:rPr>
+                <w:rFonts w:eastAsia="標楷體"/>
+                <w:color w:val="auto"/>
+                <w:sz w:val="28"/>
+                <w:szCs w:val="28"/>
+              </w:rPr>
+              <w:t>視覺化、安全店家</w:t>
+            </w:r>
+            <w:r>
+              <w:rPr>
+                <w:rFonts w:eastAsia="標楷體"/>
+                <w:color w:val="auto"/>
+                <w:sz w:val="28"/>
+                <w:szCs w:val="28"/>
+              </w:rPr>
+              <w:t>、</w:t>
+            </w:r>
+            <w:r>
+              <w:rPr>
+                <w:rFonts w:eastAsia="標楷體"/>
+                <w:color w:val="auto"/>
+                <w:sz w:val="28"/>
+                <w:szCs w:val="28"/>
+              </w:rPr>
+              <w:t>定位等特色，讓使用者不僅能通報，也能迅速找到附近可提供協助的地點，實現「預防</w:t>
             </w:r>
             <w:r>
               <w:rPr>
@@ -564,7 +728,43 @@
                 <w:sz w:val="28"/>
                 <w:szCs w:val="28"/>
               </w:rPr>
-              <w:t>本系統將「安全避難地點」與「群眾智慧通報」結合，並透過地圖介面與互動式</w:t>
+              <w:t>本系統將</w:t>
+            </w:r>
+            <w:r>
+              <w:rPr>
+                <w:rFonts w:eastAsia="標楷體" w:hint="eastAsia"/>
+                <w:color w:val="auto"/>
+                <w:sz w:val="28"/>
+                <w:szCs w:val="28"/>
+              </w:rPr>
+              <w:t>事件回報</w:t>
+            </w:r>
+            <w:r>
+              <w:rPr>
+                <w:rFonts w:eastAsia="標楷體"/>
+                <w:color w:val="auto"/>
+                <w:sz w:val="28"/>
+                <w:szCs w:val="28"/>
+              </w:rPr>
+              <w:t>結合</w:t>
+            </w:r>
+            <w:r>
+              <w:rPr>
+                <w:rFonts w:eastAsia="標楷體" w:hint="eastAsia"/>
+                <w:color w:val="auto"/>
+                <w:sz w:val="28"/>
+                <w:szCs w:val="28"/>
+              </w:rPr>
+              <w:t>地圖</w:t>
+            </w:r>
+            <w:r>
+              <w:rPr>
+                <w:rFonts w:eastAsia="標楷體"/>
+                <w:color w:val="auto"/>
+                <w:sz w:val="28"/>
+                <w:szCs w:val="28"/>
+              </w:rPr>
+              <w:t>，透過互動式</w:t>
             </w:r>
             <w:r>
               <w:rPr>
@@ -787,7 +987,7 @@
               <w:spacing w:beforeLines="50" w:before="120" w:line="360" w:lineRule="auto"/>
               <w:ind w:left="480"/>
               <w:rPr>
-                <w:rFonts w:eastAsia="標楷體"/>
+                <w:rFonts w:eastAsia="標楷體" w:hint="eastAsia"/>
                 <w:sz w:val="28"/>
                 <w:szCs w:val="28"/>
               </w:rPr>
@@ -801,17 +1001,17 @@
                 <w:szCs w:val="28"/>
               </w:rPr>
               <w:lastRenderedPageBreak/>
-              <w:t>結合安全避難地圖</w:t>
-            </w:r>
-            <w:r>
-              <w:rPr>
-                <w:rFonts w:eastAsia="標楷體"/>
+              <w:t>異常事件</w:t>
+            </w:r>
+            <w:r>
+              <w:rPr>
+                <w:rFonts w:eastAsia="標楷體" w:hint="eastAsia"/>
                 <w:b/>
                 <w:bCs/>
                 <w:sz w:val="28"/>
                 <w:szCs w:val="28"/>
               </w:rPr>
-              <w:t xml:space="preserve"> + </w:t>
+              <w:t>回</w:t>
             </w:r>
             <w:r>
               <w:rPr>
@@ -821,15 +1021,63 @@
                 <w:sz w:val="28"/>
                 <w:szCs w:val="28"/>
               </w:rPr>
-              <w:t>異常事件通報</w:t>
-            </w:r>
-            <w:r>
-              <w:rPr>
-                <w:rFonts w:eastAsia="標楷體"/>
-                <w:sz w:val="28"/>
-                <w:szCs w:val="28"/>
-              </w:rPr>
-              <w:t>：使用者不僅能看到危險地點，也能立刻知道去哪裡求助。</w:t>
+              <w:t>報</w:t>
+            </w:r>
+            <w:r>
+              <w:rPr>
+                <w:rFonts w:eastAsia="標楷體"/>
+                <w:sz w:val="28"/>
+                <w:szCs w:val="28"/>
+              </w:rPr>
+              <w:t>：</w:t>
+            </w:r>
+            <w:r>
+              <w:rPr>
+                <w:rFonts w:eastAsia="標楷體"/>
+                <w:sz w:val="28"/>
+                <w:szCs w:val="28"/>
+              </w:rPr>
+              <w:t xml:space="preserve"> </w:t>
+            </w:r>
+            <w:r>
+              <w:rPr>
+                <w:rFonts w:eastAsia="標楷體" w:hint="eastAsia"/>
+                <w:sz w:val="28"/>
+                <w:szCs w:val="28"/>
+              </w:rPr>
+              <w:t>使用者可將自己遇到的怪事</w:t>
+            </w:r>
+            <w:r>
+              <w:rPr>
+                <w:rFonts w:eastAsia="標楷體" w:hint="eastAsia"/>
+                <w:sz w:val="28"/>
+                <w:szCs w:val="28"/>
+              </w:rPr>
+              <w:t>,</w:t>
+            </w:r>
+            <w:r>
+              <w:rPr>
+                <w:rFonts w:eastAsia="標楷體" w:hint="eastAsia"/>
+                <w:sz w:val="28"/>
+                <w:szCs w:val="28"/>
+              </w:rPr>
+              <w:t>像是不構成社會安全但仍需注意的事件通過回報</w:t>
+            </w:r>
+            <w:r>
+              <w:rPr>
+                <w:rFonts w:eastAsia="標楷體" w:hint="eastAsia"/>
+                <w:sz w:val="28"/>
+                <w:szCs w:val="28"/>
+              </w:rPr>
+              <w:t>,</w:t>
+            </w:r>
+            <w:r>
+              <w:rPr>
+                <w:rFonts w:eastAsia="標楷體" w:hint="eastAsia"/>
+                <w:sz w:val="28"/>
+                <w:szCs w:val="28"/>
+              </w:rPr>
+              <w:t>經審核來提醒社會大眾</w:t>
             </w:r>
           </w:p>
           <w:p>
@@ -861,23 +1109,63 @@
                 <w:sz w:val="28"/>
                 <w:szCs w:val="28"/>
               </w:rPr>
-              <w:t>：透過地理資訊系統</w:t>
-            </w:r>
-            <w:r>
-              <w:rPr>
-                <w:rFonts w:eastAsia="標楷體"/>
-                <w:sz w:val="28"/>
-                <w:szCs w:val="28"/>
-              </w:rPr>
-              <w:t>(GIS)</w:t>
-            </w:r>
-            <w:r>
-              <w:rPr>
-                <w:rFonts w:eastAsia="標楷體"/>
-                <w:sz w:val="28"/>
-                <w:szCs w:val="28"/>
-              </w:rPr>
-              <w:t>分析近期通報，給予使用者警示。</w:t>
+              <w:t>：</w:t>
+            </w:r>
+            <w:r>
+              <w:rPr>
+                <w:rFonts w:eastAsia="標楷體"/>
+                <w:sz w:val="28"/>
+                <w:szCs w:val="28"/>
+              </w:rPr>
+              <w:t>使用者不僅能看到危險地點，</w:t>
+            </w:r>
+            <w:r>
+              <w:rPr>
+                <w:rFonts w:eastAsia="標楷體" w:hint="eastAsia"/>
+                <w:sz w:val="28"/>
+                <w:szCs w:val="28"/>
+              </w:rPr>
+              <w:t>還會隨著時間與移動距離偵測附近是否有很多一個月內發生事件</w:t>
+            </w:r>
+            <w:r>
+              <w:rPr>
+                <w:rFonts w:eastAsia="標楷體" w:hint="eastAsia"/>
+                <w:sz w:val="28"/>
+                <w:szCs w:val="28"/>
+              </w:rPr>
+              <w:t>(500</w:t>
+            </w:r>
+            <w:r>
+              <w:rPr>
+                <w:rFonts w:eastAsia="標楷體" w:hint="eastAsia"/>
+                <w:sz w:val="28"/>
+                <w:szCs w:val="28"/>
+              </w:rPr>
+              <w:t>公尺內</w:t>
+            </w:r>
+            <w:r>
+              <w:rPr>
+                <w:rFonts w:eastAsia="標楷體" w:hint="eastAsia"/>
+                <w:sz w:val="28"/>
+                <w:szCs w:val="28"/>
+              </w:rPr>
+              <w:t>&gt;=5),</w:t>
+            </w:r>
+            <w:r>
+              <w:rPr>
+                <w:rFonts w:eastAsia="標楷體" w:hint="eastAsia"/>
+                <w:sz w:val="28"/>
+                <w:szCs w:val="28"/>
+              </w:rPr>
+              <w:t>來提醒使用者注意自身安全</w:t>
+            </w:r>
+            <w:r>
+              <w:rPr>
+                <w:rFonts w:eastAsia="標楷體"/>
+                <w:sz w:val="28"/>
+                <w:szCs w:val="28"/>
+              </w:rPr>
+              <w:t>。</w:t>
             </w:r>
           </w:p>
           <w:p>
@@ -912,7 +1200,7 @@
               <w:spacing w:beforeLines="50" w:before="120" w:line="360" w:lineRule="auto"/>
               <w:ind w:left="480"/>
               <w:rPr>
-                <w:rFonts w:eastAsia="標楷體"/>
+                <w:rFonts w:eastAsia="標楷體" w:hint="eastAsia"/>
                 <w:color w:val="auto"/>
                 <w:sz w:val="28"/>
                 <w:szCs w:val="28"/>
@@ -923,20 +1211,60 @@
                 <w:rFonts w:eastAsia="標楷體"/>
                 <w:b/>
                 <w:bCs/>
-                <w:color w:val="auto"/>
-                <w:sz w:val="28"/>
-                <w:szCs w:val="28"/>
-              </w:rPr>
-              <w:t>事件時間軸</w:t>
-            </w:r>
-            <w:r>
-              <w:rPr>
-                <w:rFonts w:eastAsia="標楷體"/>
-                <w:color w:val="auto"/>
-                <w:sz w:val="28"/>
-                <w:szCs w:val="28"/>
-              </w:rPr>
-              <w:t>：讓使用者快速掌握近期異常事件發生趨勢。</w:t>
+                <w:sz w:val="28"/>
+                <w:szCs w:val="28"/>
+              </w:rPr>
+              <w:t>異常事件</w:t>
+            </w:r>
+            <w:r>
+              <w:rPr>
+                <w:rFonts w:eastAsia="標楷體" w:hint="eastAsia"/>
+                <w:b/>
+                <w:bCs/>
+                <w:sz w:val="28"/>
+                <w:szCs w:val="28"/>
+              </w:rPr>
+              <w:t>回</w:t>
+            </w:r>
+            <w:r>
+              <w:rPr>
+                <w:rFonts w:eastAsia="標楷體"/>
+                <w:b/>
+                <w:bCs/>
+                <w:sz w:val="28"/>
+                <w:szCs w:val="28"/>
+              </w:rPr>
+              <w:t>報</w:t>
+            </w:r>
+            <w:r>
+              <w:rPr>
+                <w:rFonts w:eastAsia="標楷體" w:hint="eastAsia"/>
+                <w:b/>
+                <w:bCs/>
+                <w:sz w:val="28"/>
+                <w:szCs w:val="28"/>
+              </w:rPr>
+              <w:t>圖片人臉偵測</w:t>
+            </w:r>
+            <w:r>
+              <w:rPr>
+                <w:rFonts w:eastAsia="標楷體" w:hint="eastAsia"/>
+                <w:b/>
+                <w:bCs/>
+                <w:sz w:val="28"/>
+                <w:szCs w:val="28"/>
+              </w:rPr>
+              <w:t>+</w:t>
+            </w:r>
+            <w:r>
+              <w:rPr>
+                <w:rFonts w:eastAsia="標楷體" w:hint="eastAsia"/>
+                <w:b/>
+                <w:bCs/>
+                <w:sz w:val="28"/>
+                <w:szCs w:val="28"/>
+              </w:rPr>
+              <w:t>馬賽克</w:t>
             </w:r>
           </w:p>
         </w:tc>
@@ -1008,6 +1336,7 @@
             <w:r>
               <w:rPr>
                 <w:rFonts w:eastAsia="標楷體"/>
+                <w:noProof/>
                 <w:sz w:val="28"/>
                 <w:szCs w:val="28"/>
               </w:rPr>
@@ -1172,25 +1501,55 @@
                 <w:sz w:val="28"/>
                 <w:szCs w:val="28"/>
               </w:rPr>
-              <w:t>：以簡潔的地圖為核心，色彩區分</w:t>
-            </w:r>
-            <w:proofErr w:type="gramStart"/>
-            <w:r>
-              <w:rPr>
-                <w:rFonts w:eastAsia="標楷體"/>
-                <w:sz w:val="28"/>
-                <w:szCs w:val="28"/>
-              </w:rPr>
-              <w:t>危險熱區與</w:t>
-            </w:r>
-            <w:proofErr w:type="gramEnd"/>
-            <w:r>
-              <w:rPr>
-                <w:rFonts w:eastAsia="標楷體"/>
-                <w:sz w:val="28"/>
-                <w:szCs w:val="28"/>
-              </w:rPr>
-              <w:t>安全地點。</w:t>
+              <w:t>：以簡潔的地圖為核心，</w:t>
+            </w:r>
+            <w:r>
+              <w:rPr>
+                <w:rFonts w:eastAsia="標楷體" w:hint="eastAsia"/>
+                <w:sz w:val="28"/>
+                <w:szCs w:val="28"/>
+              </w:rPr>
+              <w:t>事件多的地區和合作商家於地圖顯示</w:t>
+            </w:r>
+            <w:r>
+              <w:rPr>
+                <w:rFonts w:eastAsia="標楷體" w:hint="eastAsia"/>
+                <w:sz w:val="28"/>
+                <w:szCs w:val="28"/>
+              </w:rPr>
+              <w:t>,</w:t>
+            </w:r>
+            <w:r>
+              <w:rPr>
+                <w:rFonts w:eastAsia="標楷體" w:hint="eastAsia"/>
+                <w:sz w:val="28"/>
+                <w:szCs w:val="28"/>
+              </w:rPr>
+              <w:t>可點擊獲得更詳細資訊</w:t>
+            </w:r>
+            <w:r>
+              <w:rPr>
+                <w:rFonts w:eastAsia="標楷體" w:hint="eastAsia"/>
+                <w:sz w:val="28"/>
+                <w:szCs w:val="28"/>
+              </w:rPr>
+              <w:t>,</w:t>
+            </w:r>
+            <w:r>
+              <w:rPr>
+                <w:rFonts w:eastAsia="標楷體" w:hint="eastAsia"/>
+                <w:sz w:val="28"/>
+                <w:szCs w:val="28"/>
+              </w:rPr>
+              <w:t>提供更直觀方便的資訊查詢</w:t>
+            </w:r>
+            <w:r>
+              <w:rPr>
+                <w:rFonts w:eastAsia="標楷體"/>
+                <w:sz w:val="28"/>
+                <w:szCs w:val="28"/>
+              </w:rPr>
+              <w:t>。</w:t>
             </w:r>
           </w:p>
           <w:p>
@@ -1529,6 +1888,14 @@
                       <w:szCs w:val="28"/>
                     </w:rPr>
                   </w:pPr>
+                  <w:r>
+                    <w:rPr>
+                      <w:rFonts w:eastAsia="標楷體" w:hint="eastAsia"/>
+                      <w:sz w:val="28"/>
+                      <w:szCs w:val="28"/>
+                    </w:rPr>
+                    <w:t>42</w:t>
+                  </w:r>
                 </w:p>
               </w:tc>
               <w:tc>
@@ -1615,6 +1982,14 @@
                       <w:szCs w:val="28"/>
                     </w:rPr>
                   </w:pPr>
+                  <w:r>
+                    <w:rPr>
+                      <w:rFonts w:eastAsia="標楷體" w:hint="eastAsia"/>
+                      <w:sz w:val="28"/>
+                      <w:szCs w:val="28"/>
+                    </w:rPr>
+                    <w:t>26</w:t>
+                  </w:r>
                 </w:p>
               </w:tc>
               <w:tc>
@@ -1643,7 +2018,23 @@
                       <w:sz w:val="28"/>
                       <w:szCs w:val="28"/>
                     </w:rPr>
-                    <w:t>系統設計與規劃</w:t>
+                    <w:t>系統設計與</w:t>
+                  </w:r>
+                  <w:r>
+                    <w:rPr>
+                      <w:rFonts w:eastAsia="標楷體" w:hint="eastAsia"/>
+                      <w:sz w:val="28"/>
+                      <w:szCs w:val="28"/>
+                    </w:rPr>
+                    <w:t>資料庫</w:t>
+                  </w:r>
+                  <w:r>
+                    <w:rPr>
+                      <w:rFonts w:eastAsia="標楷體"/>
+                      <w:sz w:val="28"/>
+                      <w:szCs w:val="28"/>
+                    </w:rPr>
+                    <w:t>規劃</w:t>
                   </w:r>
                 </w:p>
               </w:tc>
@@ -1701,6 +2092,14 @@
                       <w:szCs w:val="28"/>
                     </w:rPr>
                   </w:pPr>
+                  <w:r>
+                    <w:rPr>
+                      <w:rFonts w:eastAsia="標楷體" w:hint="eastAsia"/>
+                      <w:sz w:val="28"/>
+                      <w:szCs w:val="28"/>
+                    </w:rPr>
+                    <w:t>132</w:t>
+                  </w:r>
                 </w:p>
               </w:tc>
               <w:tc>
@@ -1787,6 +2186,14 @@
                       <w:szCs w:val="28"/>
                     </w:rPr>
                   </w:pPr>
+                  <w:r>
+                    <w:rPr>
+                      <w:rFonts w:eastAsia="標楷體" w:hint="eastAsia"/>
+                      <w:sz w:val="28"/>
+                      <w:szCs w:val="28"/>
+                    </w:rPr>
+                    <w:t>34</w:t>
+                  </w:r>
                 </w:p>
               </w:tc>
               <w:tc>
@@ -1873,6 +2280,14 @@
                       <w:szCs w:val="28"/>
                     </w:rPr>
                   </w:pPr>
+                  <w:r>
+                    <w:rPr>
+                      <w:rFonts w:eastAsia="標楷體" w:hint="eastAsia"/>
+                      <w:sz w:val="28"/>
+                      <w:szCs w:val="28"/>
+                    </w:rPr>
+                    <w:t>14</w:t>
+                  </w:r>
                 </w:p>
               </w:tc>
               <w:tc>
@@ -1967,6 +2382,14 @@
                       <w:szCs w:val="28"/>
                     </w:rPr>
                   </w:pPr>
+                  <w:r>
+                    <w:rPr>
+                      <w:rFonts w:eastAsia="標楷體" w:hint="eastAsia"/>
+                      <w:sz w:val="28"/>
+                      <w:szCs w:val="28"/>
+                    </w:rPr>
+                    <w:t>16</w:t>
+                  </w:r>
                 </w:p>
               </w:tc>
               <w:tc>
@@ -1996,6 +2419,41 @@
                       <w:szCs w:val="28"/>
                     </w:rPr>
                     <w:t>發表與回饋改善</w:t>
+                  </w:r>
+                </w:p>
+                <w:p>
+                  <w:pPr>
+                    <w:pStyle w:val="Default"/>
+                    <w:spacing w:beforeLines="50" w:before="120" w:line="360" w:lineRule="auto"/>
+                    <w:rPr>
+                      <w:rFonts w:eastAsia="標楷體" w:hint="eastAsia"/>
+                      <w:sz w:val="28"/>
+                      <w:szCs w:val="28"/>
+                    </w:rPr>
+                  </w:pPr>
+                  <w:r>
+                    <w:rPr>
+                      <w:rFonts w:eastAsia="標楷體" w:hint="eastAsia"/>
+                      <w:sz w:val="28"/>
+                      <w:szCs w:val="28"/>
+                    </w:rPr>
+                    <w:t>簡報</w:t>
+                  </w:r>
+                  <w:r>
+                    <w:rPr>
+                      <w:rFonts w:eastAsia="標楷體" w:hint="eastAsia"/>
+                      <w:sz w:val="28"/>
+                      <w:szCs w:val="28"/>
+                    </w:rPr>
+                    <w:t>&amp;</w:t>
+                  </w:r>
+                  <w:r>
+                    <w:rPr>
+                      <w:rFonts w:eastAsia="標楷體" w:hint="eastAsia"/>
+                      <w:sz w:val="28"/>
+                      <w:szCs w:val="28"/>
+                    </w:rPr>
+                    <w:t>文件等資料準備</w:t>
                   </w:r>
                 </w:p>
               </w:tc>
@@ -2029,10 +2487,10 @@
             </w:tblPr>
             <w:tblGrid>
               <w:gridCol w:w="791"/>
-              <w:gridCol w:w="709"/>
-              <w:gridCol w:w="850"/>
-              <w:gridCol w:w="851"/>
-              <w:gridCol w:w="850"/>
+              <w:gridCol w:w="591"/>
+              <w:gridCol w:w="968"/>
+              <w:gridCol w:w="875"/>
+              <w:gridCol w:w="826"/>
               <w:gridCol w:w="851"/>
               <w:gridCol w:w="850"/>
               <w:gridCol w:w="851"/>
@@ -2042,7 +2500,7 @@
             <w:tr>
               <w:tc>
                 <w:tcPr>
-                  <w:tcW w:w="1500" w:type="dxa"/>
+                  <w:tcW w:w="1382" w:type="dxa"/>
                   <w:gridSpan w:val="2"/>
                   <w:tcBorders>
                     <w:top w:val="single" w:sz="4" w:space="0" w:color="auto"/>
@@ -2077,7 +2535,7 @@
               </w:tc>
               <w:tc>
                 <w:tcPr>
-                  <w:tcW w:w="850" w:type="dxa"/>
+                  <w:tcW w:w="968" w:type="dxa"/>
                   <w:tcBorders>
                     <w:top w:val="single" w:sz="4" w:space="0" w:color="auto"/>
                     <w:left w:val="single" w:sz="4" w:space="0" w:color="auto"/>
@@ -2109,7 +2567,7 @@
               </w:tc>
               <w:tc>
                 <w:tcPr>
-                  <w:tcW w:w="851" w:type="dxa"/>
+                  <w:tcW w:w="875" w:type="dxa"/>
                   <w:tcBorders>
                     <w:top w:val="single" w:sz="4" w:space="0" w:color="auto"/>
                     <w:left w:val="single" w:sz="4" w:space="0" w:color="auto"/>
@@ -2141,7 +2599,7 @@
               </w:tc>
               <w:tc>
                 <w:tcPr>
-                  <w:tcW w:w="850" w:type="dxa"/>
+                  <w:tcW w:w="826" w:type="dxa"/>
                   <w:tcBorders>
                     <w:top w:val="single" w:sz="4" w:space="0" w:color="auto"/>
                     <w:left w:val="single" w:sz="4" w:space="0" w:color="auto"/>
@@ -2335,7 +2793,7 @@
             <w:tr>
               <w:tc>
                 <w:tcPr>
-                  <w:tcW w:w="1500" w:type="dxa"/>
+                  <w:tcW w:w="1382" w:type="dxa"/>
                   <w:gridSpan w:val="2"/>
                   <w:tcBorders>
                     <w:top w:val="single" w:sz="4" w:space="0" w:color="auto"/>
@@ -2368,6 +2826,166 @@
               </w:tc>
               <w:tc>
                 <w:tcPr>
+                  <w:tcW w:w="968" w:type="dxa"/>
+                  <w:tcBorders>
+                    <w:top w:val="single" w:sz="4" w:space="0" w:color="auto"/>
+                    <w:left w:val="single" w:sz="4" w:space="0" w:color="auto"/>
+                    <w:bottom w:val="single" w:sz="4" w:space="0" w:color="auto"/>
+                    <w:right w:val="single" w:sz="4" w:space="0" w:color="auto"/>
+                  </w:tcBorders>
+                  <w:vAlign w:val="center"/>
+                </w:tcPr>
+                <w:p>
+                  <w:pPr>
+                    <w:pStyle w:val="Default"/>
+                    <w:spacing w:beforeLines="50" w:before="120" w:line="360" w:lineRule="auto"/>
+                    <w:jc w:val="center"/>
+                    <w:rPr>
+                      <w:rFonts w:eastAsia="標楷體"/>
+                      <w:sz w:val="28"/>
+                      <w:szCs w:val="28"/>
+                    </w:rPr>
+                  </w:pPr>
+                  <w:r>
+                    <w:rPr>
+                      <w:rFonts w:eastAsia="標楷體" w:hint="eastAsia"/>
+                      <w:sz w:val="28"/>
+                      <w:szCs w:val="28"/>
+                    </w:rPr>
+                    <w:t>11/18</w:t>
+                  </w:r>
+                </w:p>
+              </w:tc>
+              <w:tc>
+                <w:tcPr>
+                  <w:tcW w:w="875" w:type="dxa"/>
+                  <w:tcBorders>
+                    <w:top w:val="single" w:sz="4" w:space="0" w:color="auto"/>
+                    <w:left w:val="single" w:sz="4" w:space="0" w:color="auto"/>
+                    <w:bottom w:val="single" w:sz="4" w:space="0" w:color="auto"/>
+                    <w:right w:val="single" w:sz="4" w:space="0" w:color="auto"/>
+                  </w:tcBorders>
+                  <w:vAlign w:val="center"/>
+                </w:tcPr>
+                <w:p>
+                  <w:pPr>
+                    <w:pStyle w:val="Default"/>
+                    <w:spacing w:beforeLines="50" w:before="120" w:line="360" w:lineRule="auto"/>
+                    <w:jc w:val="center"/>
+                    <w:rPr>
+                      <w:rFonts w:eastAsia="標楷體" w:hint="eastAsia"/>
+                      <w:sz w:val="28"/>
+                      <w:szCs w:val="28"/>
+                    </w:rPr>
+                  </w:pPr>
+                  <w:r>
+                    <w:rPr>
+                      <w:rFonts w:eastAsia="標楷體"/>
+                      <w:sz w:val="28"/>
+                      <w:szCs w:val="28"/>
+                    </w:rPr>
+                    <w:t>12/</w:t>
+                  </w:r>
+                  <w:r>
+                    <w:rPr>
+                      <w:rFonts w:eastAsia="標楷體" w:hint="eastAsia"/>
+                      <w:sz w:val="28"/>
+                      <w:szCs w:val="28"/>
+                    </w:rPr>
+                    <w:t>21</w:t>
+                  </w:r>
+                </w:p>
+              </w:tc>
+              <w:tc>
+                <w:tcPr>
+                  <w:tcW w:w="826" w:type="dxa"/>
+                  <w:tcBorders>
+                    <w:top w:val="single" w:sz="4" w:space="0" w:color="auto"/>
+                    <w:left w:val="single" w:sz="4" w:space="0" w:color="auto"/>
+                    <w:bottom w:val="single" w:sz="4" w:space="0" w:color="auto"/>
+                    <w:right w:val="single" w:sz="4" w:space="0" w:color="auto"/>
+                  </w:tcBorders>
+                  <w:vAlign w:val="center"/>
+                </w:tcPr>
+                <w:p>
+                  <w:pPr>
+                    <w:pStyle w:val="Default"/>
+                    <w:spacing w:beforeLines="50" w:before="120" w:line="360" w:lineRule="auto"/>
+                    <w:jc w:val="center"/>
+                    <w:rPr>
+                      <w:rFonts w:eastAsia="標楷體"/>
+                      <w:sz w:val="28"/>
+                      <w:szCs w:val="28"/>
+                    </w:rPr>
+                  </w:pPr>
+                  <w:r>
+                    <w:rPr>
+                      <w:rFonts w:eastAsia="標楷體"/>
+                      <w:sz w:val="28"/>
+                      <w:szCs w:val="28"/>
+                    </w:rPr>
+                    <w:t>1/2</w:t>
+                  </w:r>
+                  <w:r>
+                    <w:rPr>
+                      <w:rFonts w:eastAsia="標楷體" w:hint="eastAsia"/>
+                      <w:sz w:val="28"/>
+                      <w:szCs w:val="28"/>
+                    </w:rPr>
+                    <w:t>3</w:t>
+                  </w:r>
+                </w:p>
+              </w:tc>
+              <w:tc>
+                <w:tcPr>
+                  <w:tcW w:w="851" w:type="dxa"/>
+                  <w:tcBorders>
+                    <w:top w:val="single" w:sz="4" w:space="0" w:color="auto"/>
+                    <w:left w:val="single" w:sz="4" w:space="0" w:color="auto"/>
+                    <w:bottom w:val="single" w:sz="4" w:space="0" w:color="auto"/>
+                    <w:right w:val="single" w:sz="4" w:space="0" w:color="auto"/>
+                  </w:tcBorders>
+                  <w:vAlign w:val="center"/>
+                </w:tcPr>
+                <w:p>
+                  <w:pPr>
+                    <w:pStyle w:val="Default"/>
+                    <w:spacing w:beforeLines="50" w:before="120" w:line="360" w:lineRule="auto"/>
+                    <w:jc w:val="center"/>
+                    <w:rPr>
+                      <w:rFonts w:eastAsia="標楷體"/>
+                      <w:sz w:val="28"/>
+                      <w:szCs w:val="28"/>
+                    </w:rPr>
+                  </w:pPr>
+                  <w:r>
+                    <w:rPr>
+                      <w:rFonts w:eastAsia="標楷體" w:hint="eastAsia"/>
+                      <w:sz w:val="28"/>
+                      <w:szCs w:val="28"/>
+                    </w:rPr>
+                    <w:t>2</w:t>
+                  </w:r>
+                  <w:r>
+                    <w:rPr>
+                      <w:rFonts w:eastAsia="標楷體"/>
+                      <w:sz w:val="28"/>
+                      <w:szCs w:val="28"/>
+                    </w:rPr>
+                    <w:t>/</w:t>
+                  </w:r>
+                  <w:r>
+                    <w:rPr>
+                      <w:rFonts w:eastAsia="標楷體" w:hint="eastAsia"/>
+                      <w:sz w:val="28"/>
+                      <w:szCs w:val="28"/>
+                    </w:rPr>
+                    <w:t>25</w:t>
+                  </w:r>
+                </w:p>
+              </w:tc>
+              <w:tc>
+                <w:tcPr>
                   <w:tcW w:w="850" w:type="dxa"/>
                   <w:tcBorders>
                     <w:top w:val="single" w:sz="4" w:space="0" w:color="auto"/>
@@ -2388,6 +3006,38 @@
                       <w:szCs w:val="28"/>
                     </w:rPr>
                   </w:pPr>
+                  <w:r>
+                    <w:rPr>
+                      <w:rFonts w:eastAsia="標楷體" w:hint="eastAsia"/>
+                      <w:sz w:val="28"/>
+                      <w:szCs w:val="28"/>
+                    </w:rPr>
+                    <w:t>3</w:t>
+                  </w:r>
+                  <w:r>
+                    <w:rPr>
+                      <w:rFonts w:eastAsia="標楷體"/>
+                      <w:sz w:val="28"/>
+                      <w:szCs w:val="28"/>
+                    </w:rPr>
+                    <w:t>/</w:t>
+                  </w:r>
+                  <w:r>
+                    <w:rPr>
+                      <w:rFonts w:eastAsia="標楷體" w:hint="eastAsia"/>
+                      <w:sz w:val="28"/>
+                      <w:szCs w:val="28"/>
+                    </w:rPr>
+                    <w:t>3</w:t>
+                  </w:r>
+                  <w:r>
+                    <w:rPr>
+                      <w:rFonts w:eastAsia="標楷體"/>
+                      <w:sz w:val="28"/>
+                      <w:szCs w:val="28"/>
+                    </w:rPr>
+                    <w:t>0</w:t>
+                  </w:r>
                 </w:p>
               </w:tc>
               <w:tc>
@@ -2412,6 +3062,22 @@
                       <w:szCs w:val="28"/>
                     </w:rPr>
                   </w:pPr>
+                  <w:r>
+                    <w:rPr>
+                      <w:rFonts w:eastAsia="標楷體" w:hint="eastAsia"/>
+                      <w:sz w:val="28"/>
+                      <w:szCs w:val="28"/>
+                    </w:rPr>
+                    <w:t>5</w:t>
+                  </w:r>
+                  <w:r>
+                    <w:rPr>
+                      <w:rFonts w:eastAsia="標楷體"/>
+                      <w:sz w:val="28"/>
+                      <w:szCs w:val="28"/>
+                    </w:rPr>
+                    <w:t>/2</w:t>
+                  </w:r>
                 </w:p>
               </w:tc>
               <w:tc>
@@ -2431,11 +3097,19 @@
                     <w:spacing w:beforeLines="50" w:before="120" w:line="360" w:lineRule="auto"/>
                     <w:jc w:val="center"/>
                     <w:rPr>
-                      <w:rFonts w:eastAsia="標楷體"/>
-                      <w:sz w:val="28"/>
-                      <w:szCs w:val="28"/>
-                    </w:rPr>
-                  </w:pPr>
+                      <w:rFonts w:eastAsia="標楷體" w:hint="eastAsia"/>
+                      <w:sz w:val="28"/>
+                      <w:szCs w:val="28"/>
+                    </w:rPr>
+                  </w:pPr>
+                  <w:r>
+                    <w:rPr>
+                      <w:rFonts w:eastAsia="標楷體" w:hint="eastAsia"/>
+                      <w:sz w:val="28"/>
+                      <w:szCs w:val="28"/>
+                    </w:rPr>
+                    <w:t>6/7</w:t>
+                  </w:r>
                 </w:p>
               </w:tc>
               <w:tc>
@@ -2455,107 +3129,19 @@
                     <w:spacing w:beforeLines="50" w:before="120" w:line="360" w:lineRule="auto"/>
                     <w:jc w:val="center"/>
                     <w:rPr>
-                      <w:rFonts w:eastAsia="標楷體"/>
-                      <w:sz w:val="28"/>
-                      <w:szCs w:val="28"/>
-                    </w:rPr>
-                  </w:pPr>
-                </w:p>
-              </w:tc>
-              <w:tc>
-                <w:tcPr>
-                  <w:tcW w:w="850" w:type="dxa"/>
-                  <w:tcBorders>
-                    <w:top w:val="single" w:sz="4" w:space="0" w:color="auto"/>
-                    <w:left w:val="single" w:sz="4" w:space="0" w:color="auto"/>
-                    <w:bottom w:val="single" w:sz="4" w:space="0" w:color="auto"/>
-                    <w:right w:val="single" w:sz="4" w:space="0" w:color="auto"/>
-                  </w:tcBorders>
-                  <w:vAlign w:val="center"/>
-                </w:tcPr>
-                <w:p>
-                  <w:pPr>
-                    <w:pStyle w:val="Default"/>
-                    <w:spacing w:beforeLines="50" w:before="120" w:line="360" w:lineRule="auto"/>
-                    <w:jc w:val="center"/>
-                    <w:rPr>
-                      <w:rFonts w:eastAsia="標楷體"/>
-                      <w:sz w:val="28"/>
-                      <w:szCs w:val="28"/>
-                    </w:rPr>
-                  </w:pPr>
-                </w:p>
-              </w:tc>
-              <w:tc>
-                <w:tcPr>
-                  <w:tcW w:w="851" w:type="dxa"/>
-                  <w:tcBorders>
-                    <w:top w:val="single" w:sz="4" w:space="0" w:color="auto"/>
-                    <w:left w:val="single" w:sz="4" w:space="0" w:color="auto"/>
-                    <w:bottom w:val="single" w:sz="4" w:space="0" w:color="auto"/>
-                    <w:right w:val="single" w:sz="4" w:space="0" w:color="auto"/>
-                  </w:tcBorders>
-                  <w:vAlign w:val="center"/>
-                </w:tcPr>
-                <w:p>
-                  <w:pPr>
-                    <w:pStyle w:val="Default"/>
-                    <w:spacing w:beforeLines="50" w:before="120" w:line="360" w:lineRule="auto"/>
-                    <w:jc w:val="center"/>
-                    <w:rPr>
-                      <w:rFonts w:eastAsia="標楷體"/>
-                      <w:sz w:val="28"/>
-                      <w:szCs w:val="28"/>
-                    </w:rPr>
-                  </w:pPr>
-                </w:p>
-              </w:tc>
-              <w:tc>
-                <w:tcPr>
-                  <w:tcW w:w="850" w:type="dxa"/>
-                  <w:tcBorders>
-                    <w:top w:val="single" w:sz="4" w:space="0" w:color="auto"/>
-                    <w:left w:val="single" w:sz="4" w:space="0" w:color="auto"/>
-                    <w:bottom w:val="single" w:sz="4" w:space="0" w:color="auto"/>
-                    <w:right w:val="single" w:sz="4" w:space="0" w:color="auto"/>
-                  </w:tcBorders>
-                  <w:vAlign w:val="center"/>
-                </w:tcPr>
-                <w:p>
-                  <w:pPr>
-                    <w:pStyle w:val="Default"/>
-                    <w:spacing w:beforeLines="50" w:before="120" w:line="360" w:lineRule="auto"/>
-                    <w:jc w:val="center"/>
-                    <w:rPr>
-                      <w:rFonts w:eastAsia="標楷體"/>
-                      <w:sz w:val="28"/>
-                      <w:szCs w:val="28"/>
-                    </w:rPr>
-                  </w:pPr>
-                </w:p>
-              </w:tc>
-              <w:tc>
-                <w:tcPr>
-                  <w:tcW w:w="851" w:type="dxa"/>
-                  <w:tcBorders>
-                    <w:top w:val="single" w:sz="4" w:space="0" w:color="auto"/>
-                    <w:left w:val="single" w:sz="4" w:space="0" w:color="auto"/>
-                    <w:bottom w:val="single" w:sz="4" w:space="0" w:color="auto"/>
-                    <w:right w:val="single" w:sz="4" w:space="0" w:color="auto"/>
-                  </w:tcBorders>
-                  <w:vAlign w:val="center"/>
-                </w:tcPr>
-                <w:p>
-                  <w:pPr>
-                    <w:pStyle w:val="Default"/>
-                    <w:spacing w:beforeLines="50" w:before="120" w:line="360" w:lineRule="auto"/>
-                    <w:jc w:val="center"/>
-                    <w:rPr>
-                      <w:rFonts w:eastAsia="標楷體"/>
-                      <w:sz w:val="28"/>
-                      <w:szCs w:val="28"/>
-                    </w:rPr>
-                  </w:pPr>
+                      <w:rFonts w:eastAsia="標楷體" w:hint="eastAsia"/>
+                      <w:sz w:val="28"/>
+                      <w:szCs w:val="28"/>
+                    </w:rPr>
+                  </w:pPr>
+                  <w:r>
+                    <w:rPr>
+                      <w:rFonts w:eastAsia="標楷體" w:hint="eastAsia"/>
+                      <w:sz w:val="28"/>
+                      <w:szCs w:val="28"/>
+                    </w:rPr>
+                    <w:t>7/7</w:t>
+                  </w:r>
                 </w:p>
               </w:tc>
             </w:tr>
@@ -2645,7 +3231,7 @@
               </w:tc>
               <w:tc>
                 <w:tcPr>
-                  <w:tcW w:w="709" w:type="dxa"/>
+                  <w:tcW w:w="591" w:type="dxa"/>
                   <w:tcBorders>
                     <w:top w:val="single" w:sz="4" w:space="0" w:color="auto"/>
                     <w:left w:val="single" w:sz="4" w:space="0" w:color="auto"/>
@@ -2677,55 +3263,61 @@
               </w:tc>
               <w:tc>
                 <w:tcPr>
-                  <w:tcW w:w="850" w:type="dxa"/>
-                  <w:tcBorders>
-                    <w:top w:val="single" w:sz="4" w:space="0" w:color="auto"/>
-                    <w:left w:val="single" w:sz="4" w:space="0" w:color="auto"/>
-                    <w:bottom w:val="single" w:sz="4" w:space="0" w:color="auto"/>
-                    <w:right w:val="single" w:sz="4" w:space="0" w:color="auto"/>
-                  </w:tcBorders>
-                  <w:vAlign w:val="center"/>
-                </w:tcPr>
-                <w:p>
-                  <w:pPr>
-                    <w:pStyle w:val="Default"/>
-                    <w:spacing w:beforeLines="50" w:before="120" w:line="360" w:lineRule="auto"/>
-                    <w:jc w:val="center"/>
-                    <w:rPr>
-                      <w:rFonts w:eastAsia="標楷體"/>
-                      <w:sz w:val="28"/>
-                      <w:szCs w:val="28"/>
-                    </w:rPr>
-                  </w:pPr>
-                </w:p>
-              </w:tc>
-              <w:tc>
-                <w:tcPr>
-                  <w:tcW w:w="851" w:type="dxa"/>
-                  <w:tcBorders>
-                    <w:top w:val="single" w:sz="4" w:space="0" w:color="auto"/>
-                    <w:left w:val="single" w:sz="4" w:space="0" w:color="auto"/>
-                    <w:bottom w:val="single" w:sz="4" w:space="0" w:color="auto"/>
-                    <w:right w:val="single" w:sz="4" w:space="0" w:color="auto"/>
-                  </w:tcBorders>
-                  <w:vAlign w:val="center"/>
-                </w:tcPr>
-                <w:p>
-                  <w:pPr>
-                    <w:pStyle w:val="Default"/>
-                    <w:spacing w:beforeLines="50" w:before="120" w:line="360" w:lineRule="auto"/>
-                    <w:jc w:val="center"/>
-                    <w:rPr>
-                      <w:rFonts w:eastAsia="標楷體"/>
-                      <w:sz w:val="28"/>
-                      <w:szCs w:val="28"/>
-                    </w:rPr>
-                  </w:pPr>
-                </w:p>
-              </w:tc>
-              <w:tc>
-                <w:tcPr>
-                  <w:tcW w:w="850" w:type="dxa"/>
+                  <w:tcW w:w="968" w:type="dxa"/>
+                  <w:tcBorders>
+                    <w:top w:val="single" w:sz="4" w:space="0" w:color="auto"/>
+                    <w:left w:val="single" w:sz="4" w:space="0" w:color="auto"/>
+                    <w:bottom w:val="single" w:sz="4" w:space="0" w:color="auto"/>
+                    <w:right w:val="single" w:sz="4" w:space="0" w:color="auto"/>
+                  </w:tcBorders>
+                  <w:vAlign w:val="center"/>
+                </w:tcPr>
+                <w:p>
+                  <w:pPr>
+                    <w:pStyle w:val="Default"/>
+                    <w:spacing w:beforeLines="50" w:before="120" w:line="360" w:lineRule="auto"/>
+                    <w:jc w:val="center"/>
+                    <w:rPr>
+                      <w:rFonts w:eastAsia="標楷體"/>
+                      <w:sz w:val="28"/>
+                      <w:szCs w:val="28"/>
+                    </w:rPr>
+                  </w:pPr>
+                  <w:r>
+                    <w:t>v</w:t>
+                  </w:r>
+                </w:p>
+              </w:tc>
+              <w:tc>
+                <w:tcPr>
+                  <w:tcW w:w="875" w:type="dxa"/>
+                  <w:tcBorders>
+                    <w:top w:val="single" w:sz="4" w:space="0" w:color="auto"/>
+                    <w:left w:val="single" w:sz="4" w:space="0" w:color="auto"/>
+                    <w:bottom w:val="single" w:sz="4" w:space="0" w:color="auto"/>
+                    <w:right w:val="single" w:sz="4" w:space="0" w:color="auto"/>
+                  </w:tcBorders>
+                  <w:vAlign w:val="center"/>
+                </w:tcPr>
+                <w:p>
+                  <w:pPr>
+                    <w:pStyle w:val="Default"/>
+                    <w:spacing w:beforeLines="50" w:before="120" w:line="360" w:lineRule="auto"/>
+                    <w:jc w:val="center"/>
+                    <w:rPr>
+                      <w:rFonts w:eastAsia="標楷體"/>
+                      <w:sz w:val="28"/>
+                      <w:szCs w:val="28"/>
+                    </w:rPr>
+                  </w:pPr>
+                  <w:r>
+                    <w:t>v</w:t>
+                  </w:r>
+                </w:p>
+              </w:tc>
+              <w:tc>
+                <w:tcPr>
+                  <w:tcW w:w="826" w:type="dxa"/>
                   <w:tcBorders>
                     <w:top w:val="single" w:sz="4" w:space="0" w:color="auto"/>
                     <w:left w:val="single" w:sz="4" w:space="0" w:color="auto"/>
@@ -2896,7 +3488,7 @@
               </w:tc>
               <w:tc>
                 <w:tcPr>
-                  <w:tcW w:w="709" w:type="dxa"/>
+                  <w:tcW w:w="591" w:type="dxa"/>
                   <w:tcBorders>
                     <w:top w:val="single" w:sz="4" w:space="0" w:color="auto"/>
                     <w:left w:val="single" w:sz="4" w:space="0" w:color="auto"/>
@@ -2928,74 +3520,77 @@
               </w:tc>
               <w:tc>
                 <w:tcPr>
-                  <w:tcW w:w="850" w:type="dxa"/>
-                  <w:tcBorders>
-                    <w:top w:val="single" w:sz="4" w:space="0" w:color="auto"/>
-                    <w:left w:val="single" w:sz="4" w:space="0" w:color="auto"/>
-                    <w:bottom w:val="single" w:sz="4" w:space="0" w:color="auto"/>
-                    <w:right w:val="single" w:sz="4" w:space="0" w:color="auto"/>
-                  </w:tcBorders>
-                  <w:vAlign w:val="center"/>
-                </w:tcPr>
-                <w:p>
-                  <w:pPr>
-                    <w:pStyle w:val="Default"/>
-                    <w:spacing w:beforeLines="50" w:before="120" w:line="360" w:lineRule="auto"/>
-                    <w:jc w:val="center"/>
-                    <w:rPr>
-                      <w:rFonts w:eastAsia="標楷體"/>
-                      <w:sz w:val="28"/>
-                      <w:szCs w:val="28"/>
-                    </w:rPr>
-                  </w:pPr>
-                </w:p>
-              </w:tc>
-              <w:tc>
-                <w:tcPr>
-                  <w:tcW w:w="851" w:type="dxa"/>
-                  <w:tcBorders>
-                    <w:top w:val="single" w:sz="4" w:space="0" w:color="auto"/>
-                    <w:left w:val="single" w:sz="4" w:space="0" w:color="auto"/>
-                    <w:bottom w:val="single" w:sz="4" w:space="0" w:color="auto"/>
-                    <w:right w:val="single" w:sz="4" w:space="0" w:color="auto"/>
-                  </w:tcBorders>
-                  <w:vAlign w:val="center"/>
-                </w:tcPr>
-                <w:p>
-                  <w:pPr>
-                    <w:pStyle w:val="Default"/>
-                    <w:spacing w:beforeLines="50" w:before="120" w:line="360" w:lineRule="auto"/>
-                    <w:jc w:val="center"/>
-                    <w:rPr>
-                      <w:rFonts w:eastAsia="標楷體"/>
-                      <w:sz w:val="28"/>
-                      <w:szCs w:val="28"/>
-                    </w:rPr>
-                  </w:pPr>
-                </w:p>
-              </w:tc>
-              <w:tc>
-                <w:tcPr>
-                  <w:tcW w:w="850" w:type="dxa"/>
-                  <w:tcBorders>
-                    <w:top w:val="single" w:sz="4" w:space="0" w:color="auto"/>
-                    <w:left w:val="single" w:sz="4" w:space="0" w:color="auto"/>
-                    <w:bottom w:val="single" w:sz="4" w:space="0" w:color="auto"/>
-                    <w:right w:val="single" w:sz="4" w:space="0" w:color="auto"/>
-                  </w:tcBorders>
-                  <w:vAlign w:val="center"/>
-                </w:tcPr>
-                <w:p>
-                  <w:pPr>
-                    <w:pStyle w:val="Default"/>
-                    <w:spacing w:beforeLines="50" w:before="120" w:line="360" w:lineRule="auto"/>
-                    <w:jc w:val="center"/>
-                    <w:rPr>
-                      <w:rFonts w:eastAsia="標楷體"/>
-                      <w:sz w:val="28"/>
-                      <w:szCs w:val="28"/>
-                    </w:rPr>
-                  </w:pPr>
+                  <w:tcW w:w="968" w:type="dxa"/>
+                  <w:tcBorders>
+                    <w:top w:val="single" w:sz="4" w:space="0" w:color="auto"/>
+                    <w:left w:val="single" w:sz="4" w:space="0" w:color="auto"/>
+                    <w:bottom w:val="single" w:sz="4" w:space="0" w:color="auto"/>
+                    <w:right w:val="single" w:sz="4" w:space="0" w:color="auto"/>
+                  </w:tcBorders>
+                  <w:vAlign w:val="center"/>
+                </w:tcPr>
+                <w:p>
+                  <w:pPr>
+                    <w:pStyle w:val="Default"/>
+                    <w:spacing w:beforeLines="50" w:before="120" w:line="360" w:lineRule="auto"/>
+                    <w:jc w:val="center"/>
+                    <w:rPr>
+                      <w:rFonts w:eastAsia="標楷體"/>
+                      <w:sz w:val="28"/>
+                      <w:szCs w:val="28"/>
+                    </w:rPr>
+                  </w:pPr>
+                </w:p>
+              </w:tc>
+              <w:tc>
+                <w:tcPr>
+                  <w:tcW w:w="875" w:type="dxa"/>
+                  <w:tcBorders>
+                    <w:top w:val="single" w:sz="4" w:space="0" w:color="auto"/>
+                    <w:left w:val="single" w:sz="4" w:space="0" w:color="auto"/>
+                    <w:bottom w:val="single" w:sz="4" w:space="0" w:color="auto"/>
+                    <w:right w:val="single" w:sz="4" w:space="0" w:color="auto"/>
+                  </w:tcBorders>
+                  <w:vAlign w:val="center"/>
+                </w:tcPr>
+                <w:p>
+                  <w:pPr>
+                    <w:pStyle w:val="Default"/>
+                    <w:spacing w:beforeLines="50" w:before="120" w:line="360" w:lineRule="auto"/>
+                    <w:jc w:val="center"/>
+                    <w:rPr>
+                      <w:rFonts w:eastAsia="標楷體"/>
+                      <w:sz w:val="28"/>
+                      <w:szCs w:val="28"/>
+                    </w:rPr>
+                  </w:pPr>
+                </w:p>
+              </w:tc>
+              <w:tc>
+                <w:tcPr>
+                  <w:tcW w:w="826" w:type="dxa"/>
+                  <w:tcBorders>
+                    <w:top w:val="single" w:sz="4" w:space="0" w:color="auto"/>
+                    <w:left w:val="single" w:sz="4" w:space="0" w:color="auto"/>
+                    <w:bottom w:val="single" w:sz="4" w:space="0" w:color="auto"/>
+                    <w:right w:val="single" w:sz="4" w:space="0" w:color="auto"/>
+                  </w:tcBorders>
+                  <w:vAlign w:val="center"/>
+                </w:tcPr>
+                <w:p>
+                  <w:pPr>
+                    <w:pStyle w:val="Default"/>
+                    <w:spacing w:beforeLines="50" w:before="120" w:line="360" w:lineRule="auto"/>
+                    <w:jc w:val="center"/>
+                    <w:rPr>
+                      <w:rFonts w:eastAsia="標楷體"/>
+                      <w:sz w:val="28"/>
+                      <w:szCs w:val="28"/>
+                    </w:rPr>
+                  </w:pPr>
+                  <w:r>
+                    <w:t>v</w:t>
+                  </w:r>
                 </w:p>
               </w:tc>
               <w:tc>
@@ -3147,7 +3742,7 @@
               </w:tc>
               <w:tc>
                 <w:tcPr>
-                  <w:tcW w:w="709" w:type="dxa"/>
+                  <w:tcW w:w="591" w:type="dxa"/>
                   <w:tcBorders>
                     <w:top w:val="single" w:sz="4" w:space="0" w:color="auto"/>
                     <w:left w:val="single" w:sz="4" w:space="0" w:color="auto"/>
@@ -3179,6 +3774,105 @@
               </w:tc>
               <w:tc>
                 <w:tcPr>
+                  <w:tcW w:w="968" w:type="dxa"/>
+                  <w:tcBorders>
+                    <w:top w:val="single" w:sz="4" w:space="0" w:color="auto"/>
+                    <w:left w:val="single" w:sz="4" w:space="0" w:color="auto"/>
+                    <w:bottom w:val="single" w:sz="4" w:space="0" w:color="auto"/>
+                    <w:right w:val="single" w:sz="4" w:space="0" w:color="auto"/>
+                  </w:tcBorders>
+                  <w:vAlign w:val="center"/>
+                </w:tcPr>
+                <w:p>
+                  <w:pPr>
+                    <w:pStyle w:val="Default"/>
+                    <w:spacing w:beforeLines="50" w:before="120" w:line="360" w:lineRule="auto"/>
+                    <w:jc w:val="center"/>
+                    <w:rPr>
+                      <w:rFonts w:eastAsia="標楷體"/>
+                      <w:sz w:val="28"/>
+                      <w:szCs w:val="28"/>
+                    </w:rPr>
+                  </w:pPr>
+                </w:p>
+              </w:tc>
+              <w:tc>
+                <w:tcPr>
+                  <w:tcW w:w="875" w:type="dxa"/>
+                  <w:tcBorders>
+                    <w:top w:val="single" w:sz="4" w:space="0" w:color="auto"/>
+                    <w:left w:val="single" w:sz="4" w:space="0" w:color="auto"/>
+                    <w:bottom w:val="single" w:sz="4" w:space="0" w:color="auto"/>
+                    <w:right w:val="single" w:sz="4" w:space="0" w:color="auto"/>
+                  </w:tcBorders>
+                  <w:vAlign w:val="center"/>
+                </w:tcPr>
+                <w:p>
+                  <w:pPr>
+                    <w:pStyle w:val="Default"/>
+                    <w:spacing w:beforeLines="50" w:before="120" w:line="360" w:lineRule="auto"/>
+                    <w:jc w:val="center"/>
+                    <w:rPr>
+                      <w:rFonts w:eastAsia="標楷體"/>
+                      <w:sz w:val="28"/>
+                      <w:szCs w:val="28"/>
+                    </w:rPr>
+                  </w:pPr>
+                </w:p>
+              </w:tc>
+              <w:tc>
+                <w:tcPr>
+                  <w:tcW w:w="826" w:type="dxa"/>
+                  <w:tcBorders>
+                    <w:top w:val="single" w:sz="4" w:space="0" w:color="auto"/>
+                    <w:left w:val="single" w:sz="4" w:space="0" w:color="auto"/>
+                    <w:bottom w:val="single" w:sz="4" w:space="0" w:color="auto"/>
+                    <w:right w:val="single" w:sz="4" w:space="0" w:color="auto"/>
+                  </w:tcBorders>
+                  <w:vAlign w:val="center"/>
+                </w:tcPr>
+                <w:p>
+                  <w:pPr>
+                    <w:pStyle w:val="Default"/>
+                    <w:spacing w:beforeLines="50" w:before="120" w:line="360" w:lineRule="auto"/>
+                    <w:jc w:val="center"/>
+                    <w:rPr>
+                      <w:rFonts w:eastAsia="標楷體"/>
+                      <w:sz w:val="28"/>
+                      <w:szCs w:val="28"/>
+                    </w:rPr>
+                  </w:pPr>
+                </w:p>
+              </w:tc>
+              <w:tc>
+                <w:tcPr>
+                  <w:tcW w:w="851" w:type="dxa"/>
+                  <w:tcBorders>
+                    <w:top w:val="single" w:sz="4" w:space="0" w:color="auto"/>
+                    <w:left w:val="single" w:sz="4" w:space="0" w:color="auto"/>
+                    <w:bottom w:val="single" w:sz="4" w:space="0" w:color="auto"/>
+                    <w:right w:val="single" w:sz="4" w:space="0" w:color="auto"/>
+                  </w:tcBorders>
+                  <w:vAlign w:val="center"/>
+                </w:tcPr>
+                <w:p>
+                  <w:pPr>
+                    <w:pStyle w:val="Default"/>
+                    <w:spacing w:beforeLines="50" w:before="120" w:line="360" w:lineRule="auto"/>
+                    <w:jc w:val="center"/>
+                    <w:rPr>
+                      <w:rFonts w:eastAsia="標楷體"/>
+                      <w:sz w:val="28"/>
+                      <w:szCs w:val="28"/>
+                    </w:rPr>
+                  </w:pPr>
+                  <w:r>
+                    <w:t>v</w:t>
+                  </w:r>
+                </w:p>
+              </w:tc>
+              <w:tc>
+                <w:tcPr>
                   <w:tcW w:w="850" w:type="dxa"/>
                   <w:tcBorders>
                     <w:top w:val="single" w:sz="4" w:space="0" w:color="auto"/>
@@ -3199,6 +3893,9 @@
                       <w:szCs w:val="28"/>
                     </w:rPr>
                   </w:pPr>
+                  <w:r>
+                    <w:t>v</w:t>
+                  </w:r>
                 </w:p>
               </w:tc>
               <w:tc>
@@ -3223,102 +3920,9 @@
                       <w:szCs w:val="28"/>
                     </w:rPr>
                   </w:pPr>
-                </w:p>
-              </w:tc>
-              <w:tc>
-                <w:tcPr>
-                  <w:tcW w:w="850" w:type="dxa"/>
-                  <w:tcBorders>
-                    <w:top w:val="single" w:sz="4" w:space="0" w:color="auto"/>
-                    <w:left w:val="single" w:sz="4" w:space="0" w:color="auto"/>
-                    <w:bottom w:val="single" w:sz="4" w:space="0" w:color="auto"/>
-                    <w:right w:val="single" w:sz="4" w:space="0" w:color="auto"/>
-                  </w:tcBorders>
-                  <w:vAlign w:val="center"/>
-                </w:tcPr>
-                <w:p>
-                  <w:pPr>
-                    <w:pStyle w:val="Default"/>
-                    <w:spacing w:beforeLines="50" w:before="120" w:line="360" w:lineRule="auto"/>
-                    <w:jc w:val="center"/>
-                    <w:rPr>
-                      <w:rFonts w:eastAsia="標楷體"/>
-                      <w:sz w:val="28"/>
-                      <w:szCs w:val="28"/>
-                    </w:rPr>
-                  </w:pPr>
-                </w:p>
-              </w:tc>
-              <w:tc>
-                <w:tcPr>
-                  <w:tcW w:w="851" w:type="dxa"/>
-                  <w:tcBorders>
-                    <w:top w:val="single" w:sz="4" w:space="0" w:color="auto"/>
-                    <w:left w:val="single" w:sz="4" w:space="0" w:color="auto"/>
-                    <w:bottom w:val="single" w:sz="4" w:space="0" w:color="auto"/>
-                    <w:right w:val="single" w:sz="4" w:space="0" w:color="auto"/>
-                  </w:tcBorders>
-                  <w:vAlign w:val="center"/>
-                </w:tcPr>
-                <w:p>
-                  <w:pPr>
-                    <w:pStyle w:val="Default"/>
-                    <w:spacing w:beforeLines="50" w:before="120" w:line="360" w:lineRule="auto"/>
-                    <w:jc w:val="center"/>
-                    <w:rPr>
-                      <w:rFonts w:eastAsia="標楷體"/>
-                      <w:sz w:val="28"/>
-                      <w:szCs w:val="28"/>
-                    </w:rPr>
-                  </w:pPr>
-                </w:p>
-              </w:tc>
-              <w:tc>
-                <w:tcPr>
-                  <w:tcW w:w="850" w:type="dxa"/>
-                  <w:tcBorders>
-                    <w:top w:val="single" w:sz="4" w:space="0" w:color="auto"/>
-                    <w:left w:val="single" w:sz="4" w:space="0" w:color="auto"/>
-                    <w:bottom w:val="single" w:sz="4" w:space="0" w:color="auto"/>
-                    <w:right w:val="single" w:sz="4" w:space="0" w:color="auto"/>
-                  </w:tcBorders>
-                  <w:vAlign w:val="center"/>
-                </w:tcPr>
-                <w:p>
-                  <w:pPr>
-                    <w:pStyle w:val="Default"/>
-                    <w:spacing w:beforeLines="50" w:before="120" w:line="360" w:lineRule="auto"/>
-                    <w:jc w:val="center"/>
-                    <w:rPr>
-                      <w:rFonts w:eastAsia="標楷體"/>
-                      <w:sz w:val="28"/>
-                      <w:szCs w:val="28"/>
-                    </w:rPr>
-                  </w:pPr>
-                </w:p>
-              </w:tc>
-              <w:tc>
-                <w:tcPr>
-                  <w:tcW w:w="851" w:type="dxa"/>
-                  <w:tcBorders>
-                    <w:top w:val="single" w:sz="4" w:space="0" w:color="auto"/>
-                    <w:left w:val="single" w:sz="4" w:space="0" w:color="auto"/>
-                    <w:bottom w:val="single" w:sz="4" w:space="0" w:color="auto"/>
-                    <w:right w:val="single" w:sz="4" w:space="0" w:color="auto"/>
-                  </w:tcBorders>
-                  <w:vAlign w:val="center"/>
-                </w:tcPr>
-                <w:p>
-                  <w:pPr>
-                    <w:pStyle w:val="Default"/>
-                    <w:spacing w:beforeLines="50" w:before="120" w:line="360" w:lineRule="auto"/>
-                    <w:jc w:val="center"/>
-                    <w:rPr>
-                      <w:rFonts w:eastAsia="標楷體"/>
-                      <w:sz w:val="28"/>
-                      <w:szCs w:val="28"/>
-                    </w:rPr>
-                  </w:pPr>
+                  <w:r>
+                    <w:t>v</w:t>
+                  </w:r>
                 </w:p>
               </w:tc>
               <w:tc>
@@ -3398,7 +4002,7 @@
               </w:tc>
               <w:tc>
                 <w:tcPr>
-                  <w:tcW w:w="709" w:type="dxa"/>
+                  <w:tcW w:w="591" w:type="dxa"/>
                   <w:tcBorders>
                     <w:top w:val="single" w:sz="4" w:space="0" w:color="auto"/>
                     <w:left w:val="single" w:sz="4" w:space="0" w:color="auto"/>
@@ -3430,6 +4034,102 @@
               </w:tc>
               <w:tc>
                 <w:tcPr>
+                  <w:tcW w:w="968" w:type="dxa"/>
+                  <w:tcBorders>
+                    <w:top w:val="single" w:sz="4" w:space="0" w:color="auto"/>
+                    <w:left w:val="single" w:sz="4" w:space="0" w:color="auto"/>
+                    <w:bottom w:val="single" w:sz="4" w:space="0" w:color="auto"/>
+                    <w:right w:val="single" w:sz="4" w:space="0" w:color="auto"/>
+                  </w:tcBorders>
+                  <w:vAlign w:val="center"/>
+                </w:tcPr>
+                <w:p>
+                  <w:pPr>
+                    <w:pStyle w:val="Default"/>
+                    <w:spacing w:beforeLines="50" w:before="120" w:line="360" w:lineRule="auto"/>
+                    <w:jc w:val="center"/>
+                    <w:rPr>
+                      <w:rFonts w:eastAsia="標楷體"/>
+                      <w:sz w:val="28"/>
+                      <w:szCs w:val="28"/>
+                    </w:rPr>
+                  </w:pPr>
+                </w:p>
+              </w:tc>
+              <w:tc>
+                <w:tcPr>
+                  <w:tcW w:w="875" w:type="dxa"/>
+                  <w:tcBorders>
+                    <w:top w:val="single" w:sz="4" w:space="0" w:color="auto"/>
+                    <w:left w:val="single" w:sz="4" w:space="0" w:color="auto"/>
+                    <w:bottom w:val="single" w:sz="4" w:space="0" w:color="auto"/>
+                    <w:right w:val="single" w:sz="4" w:space="0" w:color="auto"/>
+                  </w:tcBorders>
+                  <w:vAlign w:val="center"/>
+                </w:tcPr>
+                <w:p>
+                  <w:pPr>
+                    <w:pStyle w:val="Default"/>
+                    <w:spacing w:beforeLines="50" w:before="120" w:line="360" w:lineRule="auto"/>
+                    <w:jc w:val="center"/>
+                    <w:rPr>
+                      <w:rFonts w:eastAsia="標楷體"/>
+                      <w:sz w:val="28"/>
+                      <w:szCs w:val="28"/>
+                    </w:rPr>
+                  </w:pPr>
+                </w:p>
+              </w:tc>
+              <w:tc>
+                <w:tcPr>
+                  <w:tcW w:w="826" w:type="dxa"/>
+                  <w:tcBorders>
+                    <w:top w:val="single" w:sz="4" w:space="0" w:color="auto"/>
+                    <w:left w:val="single" w:sz="4" w:space="0" w:color="auto"/>
+                    <w:bottom w:val="single" w:sz="4" w:space="0" w:color="auto"/>
+                    <w:right w:val="single" w:sz="4" w:space="0" w:color="auto"/>
+                  </w:tcBorders>
+                  <w:vAlign w:val="center"/>
+                </w:tcPr>
+                <w:p>
+                  <w:pPr>
+                    <w:pStyle w:val="Default"/>
+                    <w:spacing w:beforeLines="50" w:before="120" w:line="360" w:lineRule="auto"/>
+                    <w:jc w:val="center"/>
+                    <w:rPr>
+                      <w:rFonts w:eastAsia="標楷體"/>
+                      <w:sz w:val="28"/>
+                      <w:szCs w:val="28"/>
+                    </w:rPr>
+                  </w:pPr>
+                </w:p>
+              </w:tc>
+              <w:tc>
+                <w:tcPr>
+                  <w:tcW w:w="851" w:type="dxa"/>
+                  <w:tcBorders>
+                    <w:top w:val="single" w:sz="4" w:space="0" w:color="auto"/>
+                    <w:left w:val="single" w:sz="4" w:space="0" w:color="auto"/>
+                    <w:bottom w:val="single" w:sz="4" w:space="0" w:color="auto"/>
+                    <w:right w:val="single" w:sz="4" w:space="0" w:color="auto"/>
+                  </w:tcBorders>
+                  <w:vAlign w:val="center"/>
+                </w:tcPr>
+                <w:p>
+                  <w:pPr>
+                    <w:pStyle w:val="Default"/>
+                    <w:spacing w:beforeLines="50" w:before="120" w:line="360" w:lineRule="auto"/>
+                    <w:jc w:val="center"/>
+                    <w:rPr>
+                      <w:rFonts w:eastAsia="標楷體"/>
+                      <w:sz w:val="28"/>
+                      <w:szCs w:val="28"/>
+                    </w:rPr>
+                  </w:pPr>
+                </w:p>
+              </w:tc>
+              <w:tc>
+                <w:tcPr>
                   <w:tcW w:w="850" w:type="dxa"/>
                   <w:tcBorders>
                     <w:top w:val="single" w:sz="4" w:space="0" w:color="auto"/>
@@ -3498,102 +4198,9 @@
                       <w:szCs w:val="28"/>
                     </w:rPr>
                   </w:pPr>
-                </w:p>
-              </w:tc>
-              <w:tc>
-                <w:tcPr>
-                  <w:tcW w:w="851" w:type="dxa"/>
-                  <w:tcBorders>
-                    <w:top w:val="single" w:sz="4" w:space="0" w:color="auto"/>
-                    <w:left w:val="single" w:sz="4" w:space="0" w:color="auto"/>
-                    <w:bottom w:val="single" w:sz="4" w:space="0" w:color="auto"/>
-                    <w:right w:val="single" w:sz="4" w:space="0" w:color="auto"/>
-                  </w:tcBorders>
-                  <w:vAlign w:val="center"/>
-                </w:tcPr>
-                <w:p>
-                  <w:pPr>
-                    <w:pStyle w:val="Default"/>
-                    <w:spacing w:beforeLines="50" w:before="120" w:line="360" w:lineRule="auto"/>
-                    <w:jc w:val="center"/>
-                    <w:rPr>
-                      <w:rFonts w:eastAsia="標楷體"/>
-                      <w:sz w:val="28"/>
-                      <w:szCs w:val="28"/>
-                    </w:rPr>
-                  </w:pPr>
-                </w:p>
-              </w:tc>
-              <w:tc>
-                <w:tcPr>
-                  <w:tcW w:w="850" w:type="dxa"/>
-                  <w:tcBorders>
-                    <w:top w:val="single" w:sz="4" w:space="0" w:color="auto"/>
-                    <w:left w:val="single" w:sz="4" w:space="0" w:color="auto"/>
-                    <w:bottom w:val="single" w:sz="4" w:space="0" w:color="auto"/>
-                    <w:right w:val="single" w:sz="4" w:space="0" w:color="auto"/>
-                  </w:tcBorders>
-                  <w:vAlign w:val="center"/>
-                </w:tcPr>
-                <w:p>
-                  <w:pPr>
-                    <w:pStyle w:val="Default"/>
-                    <w:spacing w:beforeLines="50" w:before="120" w:line="360" w:lineRule="auto"/>
-                    <w:jc w:val="center"/>
-                    <w:rPr>
-                      <w:rFonts w:eastAsia="標楷體"/>
-                      <w:sz w:val="28"/>
-                      <w:szCs w:val="28"/>
-                    </w:rPr>
-                  </w:pPr>
-                </w:p>
-              </w:tc>
-              <w:tc>
-                <w:tcPr>
-                  <w:tcW w:w="851" w:type="dxa"/>
-                  <w:tcBorders>
-                    <w:top w:val="single" w:sz="4" w:space="0" w:color="auto"/>
-                    <w:left w:val="single" w:sz="4" w:space="0" w:color="auto"/>
-                    <w:bottom w:val="single" w:sz="4" w:space="0" w:color="auto"/>
-                    <w:right w:val="single" w:sz="4" w:space="0" w:color="auto"/>
-                  </w:tcBorders>
-                  <w:vAlign w:val="center"/>
-                </w:tcPr>
-                <w:p>
-                  <w:pPr>
-                    <w:pStyle w:val="Default"/>
-                    <w:spacing w:beforeLines="50" w:before="120" w:line="360" w:lineRule="auto"/>
-                    <w:jc w:val="center"/>
-                    <w:rPr>
-                      <w:rFonts w:eastAsia="標楷體"/>
-                      <w:sz w:val="28"/>
-                      <w:szCs w:val="28"/>
-                    </w:rPr>
-                  </w:pPr>
-                </w:p>
-              </w:tc>
-              <w:tc>
-                <w:tcPr>
-                  <w:tcW w:w="850" w:type="dxa"/>
-                  <w:tcBorders>
-                    <w:top w:val="single" w:sz="4" w:space="0" w:color="auto"/>
-                    <w:left w:val="single" w:sz="4" w:space="0" w:color="auto"/>
-                    <w:bottom w:val="single" w:sz="4" w:space="0" w:color="auto"/>
-                    <w:right w:val="single" w:sz="4" w:space="0" w:color="auto"/>
-                  </w:tcBorders>
-                  <w:vAlign w:val="center"/>
-                </w:tcPr>
-                <w:p>
-                  <w:pPr>
-                    <w:pStyle w:val="Default"/>
-                    <w:spacing w:beforeLines="50" w:before="120" w:line="360" w:lineRule="auto"/>
-                    <w:jc w:val="center"/>
-                    <w:rPr>
-                      <w:rFonts w:eastAsia="標楷體"/>
-                      <w:sz w:val="28"/>
-                      <w:szCs w:val="28"/>
-                    </w:rPr>
-                  </w:pPr>
+                  <w:r>
+                    <w:t>v</w:t>
+                  </w:r>
                 </w:p>
               </w:tc>
               <w:tc>
@@ -3649,7 +4256,7 @@
               </w:tc>
               <w:tc>
                 <w:tcPr>
-                  <w:tcW w:w="709" w:type="dxa"/>
+                  <w:tcW w:w="591" w:type="dxa"/>
                   <w:tcBorders>
                     <w:top w:val="single" w:sz="4" w:space="0" w:color="auto"/>
                     <w:left w:val="single" w:sz="4" w:space="0" w:color="auto"/>
@@ -3681,6 +4288,102 @@
               </w:tc>
               <w:tc>
                 <w:tcPr>
+                  <w:tcW w:w="968" w:type="dxa"/>
+                  <w:tcBorders>
+                    <w:top w:val="single" w:sz="4" w:space="0" w:color="auto"/>
+                    <w:left w:val="single" w:sz="4" w:space="0" w:color="auto"/>
+                    <w:bottom w:val="single" w:sz="4" w:space="0" w:color="auto"/>
+                    <w:right w:val="single" w:sz="4" w:space="0" w:color="auto"/>
+                  </w:tcBorders>
+                  <w:vAlign w:val="center"/>
+                </w:tcPr>
+                <w:p>
+                  <w:pPr>
+                    <w:pStyle w:val="Default"/>
+                    <w:spacing w:beforeLines="50" w:before="120" w:line="360" w:lineRule="auto"/>
+                    <w:jc w:val="center"/>
+                    <w:rPr>
+                      <w:rFonts w:eastAsia="標楷體"/>
+                      <w:sz w:val="28"/>
+                      <w:szCs w:val="28"/>
+                    </w:rPr>
+                  </w:pPr>
+                </w:p>
+              </w:tc>
+              <w:tc>
+                <w:tcPr>
+                  <w:tcW w:w="875" w:type="dxa"/>
+                  <w:tcBorders>
+                    <w:top w:val="single" w:sz="4" w:space="0" w:color="auto"/>
+                    <w:left w:val="single" w:sz="4" w:space="0" w:color="auto"/>
+                    <w:bottom w:val="single" w:sz="4" w:space="0" w:color="auto"/>
+                    <w:right w:val="single" w:sz="4" w:space="0" w:color="auto"/>
+                  </w:tcBorders>
+                  <w:vAlign w:val="center"/>
+                </w:tcPr>
+                <w:p>
+                  <w:pPr>
+                    <w:pStyle w:val="Default"/>
+                    <w:spacing w:beforeLines="50" w:before="120" w:line="360" w:lineRule="auto"/>
+                    <w:jc w:val="center"/>
+                    <w:rPr>
+                      <w:rFonts w:eastAsia="標楷體"/>
+                      <w:sz w:val="28"/>
+                      <w:szCs w:val="28"/>
+                    </w:rPr>
+                  </w:pPr>
+                </w:p>
+              </w:tc>
+              <w:tc>
+                <w:tcPr>
+                  <w:tcW w:w="826" w:type="dxa"/>
+                  <w:tcBorders>
+                    <w:top w:val="single" w:sz="4" w:space="0" w:color="auto"/>
+                    <w:left w:val="single" w:sz="4" w:space="0" w:color="auto"/>
+                    <w:bottom w:val="single" w:sz="4" w:space="0" w:color="auto"/>
+                    <w:right w:val="single" w:sz="4" w:space="0" w:color="auto"/>
+                  </w:tcBorders>
+                  <w:vAlign w:val="center"/>
+                </w:tcPr>
+                <w:p>
+                  <w:pPr>
+                    <w:pStyle w:val="Default"/>
+                    <w:spacing w:beforeLines="50" w:before="120" w:line="360" w:lineRule="auto"/>
+                    <w:jc w:val="center"/>
+                    <w:rPr>
+                      <w:rFonts w:eastAsia="標楷體"/>
+                      <w:sz w:val="28"/>
+                      <w:szCs w:val="28"/>
+                    </w:rPr>
+                  </w:pPr>
+                </w:p>
+              </w:tc>
+              <w:tc>
+                <w:tcPr>
+                  <w:tcW w:w="851" w:type="dxa"/>
+                  <w:tcBorders>
+                    <w:top w:val="single" w:sz="4" w:space="0" w:color="auto"/>
+                    <w:left w:val="single" w:sz="4" w:space="0" w:color="auto"/>
+                    <w:bottom w:val="single" w:sz="4" w:space="0" w:color="auto"/>
+                    <w:right w:val="single" w:sz="4" w:space="0" w:color="auto"/>
+                  </w:tcBorders>
+                  <w:vAlign w:val="center"/>
+                </w:tcPr>
+                <w:p>
+                  <w:pPr>
+                    <w:pStyle w:val="Default"/>
+                    <w:spacing w:beforeLines="50" w:before="120" w:line="360" w:lineRule="auto"/>
+                    <w:jc w:val="center"/>
+                    <w:rPr>
+                      <w:rFonts w:eastAsia="標楷體"/>
+                      <w:sz w:val="28"/>
+                      <w:szCs w:val="28"/>
+                    </w:rPr>
+                  </w:pPr>
+                </w:p>
+              </w:tc>
+              <w:tc>
+                <w:tcPr>
                   <w:tcW w:w="850" w:type="dxa"/>
                   <w:tcBorders>
                     <w:top w:val="single" w:sz="4" w:space="0" w:color="auto"/>
@@ -3773,102 +4476,9 @@
                       <w:szCs w:val="28"/>
                     </w:rPr>
                   </w:pPr>
-                </w:p>
-              </w:tc>
-              <w:tc>
-                <w:tcPr>
-                  <w:tcW w:w="850" w:type="dxa"/>
-                  <w:tcBorders>
-                    <w:top w:val="single" w:sz="4" w:space="0" w:color="auto"/>
-                    <w:left w:val="single" w:sz="4" w:space="0" w:color="auto"/>
-                    <w:bottom w:val="single" w:sz="4" w:space="0" w:color="auto"/>
-                    <w:right w:val="single" w:sz="4" w:space="0" w:color="auto"/>
-                  </w:tcBorders>
-                  <w:vAlign w:val="center"/>
-                </w:tcPr>
-                <w:p>
-                  <w:pPr>
-                    <w:pStyle w:val="Default"/>
-                    <w:spacing w:beforeLines="50" w:before="120" w:line="360" w:lineRule="auto"/>
-                    <w:jc w:val="center"/>
-                    <w:rPr>
-                      <w:rFonts w:eastAsia="標楷體"/>
-                      <w:sz w:val="28"/>
-                      <w:szCs w:val="28"/>
-                    </w:rPr>
-                  </w:pPr>
-                </w:p>
-              </w:tc>
-              <w:tc>
-                <w:tcPr>
-                  <w:tcW w:w="851" w:type="dxa"/>
-                  <w:tcBorders>
-                    <w:top w:val="single" w:sz="4" w:space="0" w:color="auto"/>
-                    <w:left w:val="single" w:sz="4" w:space="0" w:color="auto"/>
-                    <w:bottom w:val="single" w:sz="4" w:space="0" w:color="auto"/>
-                    <w:right w:val="single" w:sz="4" w:space="0" w:color="auto"/>
-                  </w:tcBorders>
-                  <w:vAlign w:val="center"/>
-                </w:tcPr>
-                <w:p>
-                  <w:pPr>
-                    <w:pStyle w:val="Default"/>
-                    <w:spacing w:beforeLines="50" w:before="120" w:line="360" w:lineRule="auto"/>
-                    <w:jc w:val="center"/>
-                    <w:rPr>
-                      <w:rFonts w:eastAsia="標楷體"/>
-                      <w:sz w:val="28"/>
-                      <w:szCs w:val="28"/>
-                    </w:rPr>
-                  </w:pPr>
-                </w:p>
-              </w:tc>
-              <w:tc>
-                <w:tcPr>
-                  <w:tcW w:w="850" w:type="dxa"/>
-                  <w:tcBorders>
-                    <w:top w:val="single" w:sz="4" w:space="0" w:color="auto"/>
-                    <w:left w:val="single" w:sz="4" w:space="0" w:color="auto"/>
-                    <w:bottom w:val="single" w:sz="4" w:space="0" w:color="auto"/>
-                    <w:right w:val="single" w:sz="4" w:space="0" w:color="auto"/>
-                  </w:tcBorders>
-                  <w:vAlign w:val="center"/>
-                </w:tcPr>
-                <w:p>
-                  <w:pPr>
-                    <w:pStyle w:val="Default"/>
-                    <w:spacing w:beforeLines="50" w:before="120" w:line="360" w:lineRule="auto"/>
-                    <w:jc w:val="center"/>
-                    <w:rPr>
-                      <w:rFonts w:eastAsia="標楷體"/>
-                      <w:sz w:val="28"/>
-                      <w:szCs w:val="28"/>
-                    </w:rPr>
-                  </w:pPr>
-                </w:p>
-              </w:tc>
-              <w:tc>
-                <w:tcPr>
-                  <w:tcW w:w="851" w:type="dxa"/>
-                  <w:tcBorders>
-                    <w:top w:val="single" w:sz="4" w:space="0" w:color="auto"/>
-                    <w:left w:val="single" w:sz="4" w:space="0" w:color="auto"/>
-                    <w:bottom w:val="single" w:sz="4" w:space="0" w:color="auto"/>
-                    <w:right w:val="single" w:sz="4" w:space="0" w:color="auto"/>
-                  </w:tcBorders>
-                  <w:vAlign w:val="center"/>
-                </w:tcPr>
-                <w:p>
-                  <w:pPr>
-                    <w:pStyle w:val="Default"/>
-                    <w:spacing w:beforeLines="50" w:before="120" w:line="360" w:lineRule="auto"/>
-                    <w:jc w:val="center"/>
-                    <w:rPr>
-                      <w:rFonts w:eastAsia="標楷體"/>
-                      <w:sz w:val="28"/>
-                      <w:szCs w:val="28"/>
-                    </w:rPr>
-                  </w:pPr>
+                  <w:r>
+                    <w:t>V</w:t>
+                  </w:r>
                 </w:p>
               </w:tc>
             </w:tr>
@@ -3900,7 +4510,7 @@
               </w:tc>
               <w:tc>
                 <w:tcPr>
-                  <w:tcW w:w="709" w:type="dxa"/>
+                  <w:tcW w:w="591" w:type="dxa"/>
                   <w:tcBorders>
                     <w:top w:val="single" w:sz="4" w:space="0" w:color="auto"/>
                     <w:left w:val="single" w:sz="4" w:space="0" w:color="auto"/>
@@ -3932,6 +4542,102 @@
               </w:tc>
               <w:tc>
                 <w:tcPr>
+                  <w:tcW w:w="968" w:type="dxa"/>
+                  <w:tcBorders>
+                    <w:top w:val="single" w:sz="4" w:space="0" w:color="auto"/>
+                    <w:left w:val="single" w:sz="4" w:space="0" w:color="auto"/>
+                    <w:bottom w:val="single" w:sz="4" w:space="0" w:color="auto"/>
+                    <w:right w:val="single" w:sz="4" w:space="0" w:color="auto"/>
+                  </w:tcBorders>
+                  <w:vAlign w:val="center"/>
+                </w:tcPr>
+                <w:p>
+                  <w:pPr>
+                    <w:pStyle w:val="Default"/>
+                    <w:spacing w:beforeLines="50" w:before="120" w:line="360" w:lineRule="auto"/>
+                    <w:jc w:val="center"/>
+                    <w:rPr>
+                      <w:rFonts w:eastAsia="標楷體"/>
+                      <w:sz w:val="28"/>
+                      <w:szCs w:val="28"/>
+                    </w:rPr>
+                  </w:pPr>
+                </w:p>
+              </w:tc>
+              <w:tc>
+                <w:tcPr>
+                  <w:tcW w:w="875" w:type="dxa"/>
+                  <w:tcBorders>
+                    <w:top w:val="single" w:sz="4" w:space="0" w:color="auto"/>
+                    <w:left w:val="single" w:sz="4" w:space="0" w:color="auto"/>
+                    <w:bottom w:val="single" w:sz="4" w:space="0" w:color="auto"/>
+                    <w:right w:val="single" w:sz="4" w:space="0" w:color="auto"/>
+                  </w:tcBorders>
+                  <w:vAlign w:val="center"/>
+                </w:tcPr>
+                <w:p>
+                  <w:pPr>
+                    <w:pStyle w:val="Default"/>
+                    <w:spacing w:beforeLines="50" w:before="120" w:line="360" w:lineRule="auto"/>
+                    <w:jc w:val="center"/>
+                    <w:rPr>
+                      <w:rFonts w:eastAsia="標楷體"/>
+                      <w:sz w:val="28"/>
+                      <w:szCs w:val="28"/>
+                    </w:rPr>
+                  </w:pPr>
+                </w:p>
+              </w:tc>
+              <w:tc>
+                <w:tcPr>
+                  <w:tcW w:w="826" w:type="dxa"/>
+                  <w:tcBorders>
+                    <w:top w:val="single" w:sz="4" w:space="0" w:color="auto"/>
+                    <w:left w:val="single" w:sz="4" w:space="0" w:color="auto"/>
+                    <w:bottom w:val="single" w:sz="4" w:space="0" w:color="auto"/>
+                    <w:right w:val="single" w:sz="4" w:space="0" w:color="auto"/>
+                  </w:tcBorders>
+                  <w:vAlign w:val="center"/>
+                </w:tcPr>
+                <w:p>
+                  <w:pPr>
+                    <w:pStyle w:val="Default"/>
+                    <w:spacing w:beforeLines="50" w:before="120" w:line="360" w:lineRule="auto"/>
+                    <w:jc w:val="center"/>
+                    <w:rPr>
+                      <w:rFonts w:eastAsia="標楷體"/>
+                      <w:sz w:val="28"/>
+                      <w:szCs w:val="28"/>
+                    </w:rPr>
+                  </w:pPr>
+                </w:p>
+              </w:tc>
+              <w:tc>
+                <w:tcPr>
+                  <w:tcW w:w="851" w:type="dxa"/>
+                  <w:tcBorders>
+                    <w:top w:val="single" w:sz="4" w:space="0" w:color="auto"/>
+                    <w:left w:val="single" w:sz="4" w:space="0" w:color="auto"/>
+                    <w:bottom w:val="single" w:sz="4" w:space="0" w:color="auto"/>
+                    <w:right w:val="single" w:sz="4" w:space="0" w:color="auto"/>
+                  </w:tcBorders>
+                  <w:vAlign w:val="center"/>
+                </w:tcPr>
+                <w:p>
+                  <w:pPr>
+                    <w:pStyle w:val="Default"/>
+                    <w:spacing w:beforeLines="50" w:before="120" w:line="360" w:lineRule="auto"/>
+                    <w:jc w:val="center"/>
+                    <w:rPr>
+                      <w:rFonts w:eastAsia="標楷體"/>
+                      <w:sz w:val="28"/>
+                      <w:szCs w:val="28"/>
+                    </w:rPr>
+                  </w:pPr>
+                </w:p>
+              </w:tc>
+              <w:tc>
+                <w:tcPr>
                   <w:tcW w:w="850" w:type="dxa"/>
                   <w:tcBorders>
                     <w:top w:val="single" w:sz="4" w:space="0" w:color="auto"/>
@@ -4024,102 +4730,9 @@
                       <w:szCs w:val="28"/>
                     </w:rPr>
                   </w:pPr>
-                </w:p>
-              </w:tc>
-              <w:tc>
-                <w:tcPr>
-                  <w:tcW w:w="850" w:type="dxa"/>
-                  <w:tcBorders>
-                    <w:top w:val="single" w:sz="4" w:space="0" w:color="auto"/>
-                    <w:left w:val="single" w:sz="4" w:space="0" w:color="auto"/>
-                    <w:bottom w:val="single" w:sz="4" w:space="0" w:color="auto"/>
-                    <w:right w:val="single" w:sz="4" w:space="0" w:color="auto"/>
-                  </w:tcBorders>
-                  <w:vAlign w:val="center"/>
-                </w:tcPr>
-                <w:p>
-                  <w:pPr>
-                    <w:pStyle w:val="Default"/>
-                    <w:spacing w:beforeLines="50" w:before="120" w:line="360" w:lineRule="auto"/>
-                    <w:jc w:val="center"/>
-                    <w:rPr>
-                      <w:rFonts w:eastAsia="標楷體"/>
-                      <w:sz w:val="28"/>
-                      <w:szCs w:val="28"/>
-                    </w:rPr>
-                  </w:pPr>
-                </w:p>
-              </w:tc>
-              <w:tc>
-                <w:tcPr>
-                  <w:tcW w:w="851" w:type="dxa"/>
-                  <w:tcBorders>
-                    <w:top w:val="single" w:sz="4" w:space="0" w:color="auto"/>
-                    <w:left w:val="single" w:sz="4" w:space="0" w:color="auto"/>
-                    <w:bottom w:val="single" w:sz="4" w:space="0" w:color="auto"/>
-                    <w:right w:val="single" w:sz="4" w:space="0" w:color="auto"/>
-                  </w:tcBorders>
-                  <w:vAlign w:val="center"/>
-                </w:tcPr>
-                <w:p>
-                  <w:pPr>
-                    <w:pStyle w:val="Default"/>
-                    <w:spacing w:beforeLines="50" w:before="120" w:line="360" w:lineRule="auto"/>
-                    <w:jc w:val="center"/>
-                    <w:rPr>
-                      <w:rFonts w:eastAsia="標楷體"/>
-                      <w:sz w:val="28"/>
-                      <w:szCs w:val="28"/>
-                    </w:rPr>
-                  </w:pPr>
-                </w:p>
-              </w:tc>
-              <w:tc>
-                <w:tcPr>
-                  <w:tcW w:w="850" w:type="dxa"/>
-                  <w:tcBorders>
-                    <w:top w:val="single" w:sz="4" w:space="0" w:color="auto"/>
-                    <w:left w:val="single" w:sz="4" w:space="0" w:color="auto"/>
-                    <w:bottom w:val="single" w:sz="4" w:space="0" w:color="auto"/>
-                    <w:right w:val="single" w:sz="4" w:space="0" w:color="auto"/>
-                  </w:tcBorders>
-                  <w:vAlign w:val="center"/>
-                </w:tcPr>
-                <w:p>
-                  <w:pPr>
-                    <w:pStyle w:val="Default"/>
-                    <w:spacing w:beforeLines="50" w:before="120" w:line="360" w:lineRule="auto"/>
-                    <w:jc w:val="center"/>
-                    <w:rPr>
-                      <w:rFonts w:eastAsia="標楷體"/>
-                      <w:sz w:val="28"/>
-                      <w:szCs w:val="28"/>
-                    </w:rPr>
-                  </w:pPr>
-                </w:p>
-              </w:tc>
-              <w:tc>
-                <w:tcPr>
-                  <w:tcW w:w="851" w:type="dxa"/>
-                  <w:tcBorders>
-                    <w:top w:val="single" w:sz="4" w:space="0" w:color="auto"/>
-                    <w:left w:val="single" w:sz="4" w:space="0" w:color="auto"/>
-                    <w:bottom w:val="single" w:sz="4" w:space="0" w:color="auto"/>
-                    <w:right w:val="single" w:sz="4" w:space="0" w:color="auto"/>
-                  </w:tcBorders>
-                  <w:vAlign w:val="center"/>
-                </w:tcPr>
-                <w:p>
-                  <w:pPr>
-                    <w:pStyle w:val="Default"/>
-                    <w:spacing w:beforeLines="50" w:before="120" w:line="360" w:lineRule="auto"/>
-                    <w:jc w:val="center"/>
-                    <w:rPr>
-                      <w:rFonts w:eastAsia="標楷體"/>
-                      <w:sz w:val="28"/>
-                      <w:szCs w:val="28"/>
-                    </w:rPr>
-                  </w:pPr>
+                  <w:r>
+                    <w:t>v</w:t>
+                  </w:r>
                 </w:p>
               </w:tc>
             </w:tr>
@@ -4364,6 +4977,7 @@
                 <w:sz w:val="28"/>
                 <w:szCs w:val="28"/>
               </w:rPr>
+              <w:lastRenderedPageBreak/>
               <w:t xml:space="preserve">1. </w:t>
             </w:r>
             <w:r>
@@ -4395,7 +5009,6 @@
                 <w:sz w:val="28"/>
                 <w:szCs w:val="28"/>
               </w:rPr>
-              <w:lastRenderedPageBreak/>
               <w:t>■</w:t>
             </w:r>
             <w:r>
@@ -5146,7 +5759,24 @@
                 <w:sz w:val="28"/>
                 <w:szCs w:val="28"/>
               </w:rPr>
-              <w:t xml:space="preserve"> &amp; </w:t>
+              <w:t xml:space="preserve"> </w:t>
+            </w:r>
+            <w:r>
+              <w:rPr>
+                <w:rFonts w:eastAsia="標楷體"/>
+                <w:sz w:val="28"/>
+                <w:szCs w:val="28"/>
+              </w:rPr>
+              <w:t>、</w:t>
+            </w:r>
+            <w:r>
+              <w:rPr>
+                <w:rFonts w:ascii="Times New Roman" w:eastAsia="標楷體" w:hAnsi="Times New Roman" w:hint="eastAsia"/>
+                <w:kern w:val="0"/>
+                <w:sz w:val="28"/>
+                <w:szCs w:val="28"/>
+              </w:rPr>
+              <w:t xml:space="preserve"> </w:t>
             </w:r>
             <w:r>
               <w:rPr>
@@ -5155,7 +5785,24 @@
                 <w:sz w:val="28"/>
                 <w:szCs w:val="28"/>
               </w:rPr>
-              <w:t xml:space="preserve">Canva &amp; PPT   </w:t>
+              <w:t xml:space="preserve">Canva </w:t>
+            </w:r>
+            <w:r>
+              <w:rPr>
+                <w:rFonts w:eastAsia="標楷體"/>
+                <w:sz w:val="28"/>
+                <w:szCs w:val="28"/>
+              </w:rPr>
+              <w:t>、</w:t>
+            </w:r>
+            <w:r>
+              <w:rPr>
+                <w:rFonts w:ascii="Times New Roman" w:eastAsia="標楷體" w:hAnsi="Times New Roman"/>
+                <w:kern w:val="0"/>
+                <w:sz w:val="28"/>
+                <w:szCs w:val="28"/>
+              </w:rPr>
+              <w:t xml:space="preserve"> PPT   </w:t>
             </w:r>
           </w:p>
           <w:p>
